--- a/informe/Mallplaza_Investment_Risks_ES.docx
+++ b/informe/Mallplaza_Investment_Risks_ES.docx
@@ -326,7 +326,7 @@
                 <w:sz w:val="16"/>
                 <w:szCs w:val="16"/>
               </w:rPr>
-              <w:t xml:space="preserve">Un alza de tasas largas elevaría la WACC y el costo de refinanciar la deuda y el pipeline. La probabilidad es alta: el UST 10Y pasó de 4,98% (Rf del modelo) a 5,22% al 8-oct-26, máximo desde 2007; la Fed subió su tasa en septiembre y el BCCh reporta alzas en las tasas largas locales. Con WACC +50 pb y +100 pb, el precio objetivo cae 6,6% y 12,4% (Figura 25). </w:t>
+              <w:t xml:space="preserve">Un alza de tasas largas elevaría la WACC y el costo de refinanciar la deuda y el pipeline. La probabilidad es alta: el UST 10Y pasó de 4,98% (Rf del modelo) a 5,22% al 8-oct-26, máximo en 24 años (desde 2002); la Fed subió su tasa en septiembre y el BCCh reporta alzas en las tasas largas locales. Con WACC +50 pb y +100 pb, el precio objetivo cae 6,6% y 12,4% (Figura 25). </w:t>
             </w:r>
             <w:r>
               <w:rPr>

--- a/informe/Mallplaza_Investment_Risks_ES.docx
+++ b/informe/Mallplaza_Investment_Risks_ES.docx
@@ -103,7 +103,7 @@
                 <w:sz w:val="16"/>
                 <w:szCs w:val="16"/>
               </w:rPr>
-              <w:t xml:space="preserve">La Figura 23 ubica cada riesgo en una matriz 3x3 según su probabilidad y su impacto (bajo, medio, alto); el color de cada etiqueta indica su categoría. El impacto se mide por el efecto sobre el valor por acción, usando el tornado operacional (Figura 24), la sensibilidad a WACC y g (Figura 25) y el efecto del reajuste de la UF (Figura 26). El riesgo de tasas (FR1) ocupa la celda de mayor severidad (alta/alta) y el de inflación y ciclo macro (MR1) también queda en la zona roja.</w:t>
+              <w:t xml:space="preserve">La Figura 23 ubica cada riesgo en una matriz 3x3 según su probabilidad y su impacto (bajo, medio, alto); el color de cada etiqueta indica su categoría. El impacto se mide por el efecto sobre el valor por acción, usando el tornado operacional (Figura 24), la sensibilidad a WACC y g (Figura 25) y el efecto del reajuste de la UF (Figura 26). El riesgo de tasas (FR1) ocupa la celda de mayor severidad (alta/alta) y el de inflación y ciclo macro (MR1) también queda en la zona roja; el cambiario (MR3) queda en el centro.</w:t>
             </w:r>
           </w:p>
           <w:p>
@@ -196,7 +196,7 @@
                 <w:sz w:val="16"/>
                 <w:szCs w:val="16"/>
               </w:rPr>
-              <w:t xml:space="preserve">métricas estables: margen EBITDA de 76,2% (2022) a 80,5% (2025) y ocupación entre 95,5% y 96,6% en 2024-25. Tras el COVID (2T20: ingresos −72%), los ingresos del 1T22 ya superaban en 18% a los del 1T19.</w:t>
+              <w:t xml:space="preserve">métricas estables: margen EBITDA de 76,2% (2022) a 80,5% (2025) y ocupación entre 95,5% y 96,6% en 2024-25. Tras el COVID, los ingresos del 1T22 ya superaban en 18% a los del 1T19.</w:t>
             </w:r>
           </w:p>
           <w:p>
@@ -233,7 +233,7 @@
                 <w:sz w:val="16"/>
                 <w:szCs w:val="16"/>
               </w:rPr>
-              <w:t xml:space="preserve">Las anclas, en su mayoría del grupo Falabella, atraen el flujo de visitas. Su reducción o salida bajaría las visitas y las rentas de las tiendas menores. En 2025 Mallplaza ya reconvirtió 14.000 m² de gran formato en cinco malls. El impacto se acota al tornado de tráfico y rentas (−1,3% a −4,0%, Figura 24). </w:t>
+              <w:t xml:space="preserve">Las anclas, en su mayoría del grupo Falabella, atraen el flujo de visitas. Su reducción o salida bajaría las visitas y las rentas de las tiendas menores. El impacto va de −1,3% a −4,0% (Figura 24). </w:t>
             </w:r>
             <w:r>
               <w:rPr>
@@ -326,7 +326,7 @@
                 <w:sz w:val="16"/>
                 <w:szCs w:val="16"/>
               </w:rPr>
-              <w:t xml:space="preserve">Un alza de tasas largas elevaría la WACC y el costo de refinanciar la deuda y el pipeline. La probabilidad es alta: el UST 10Y pasó de 4,98% (Rf del modelo) a 5,22% al 8-oct-26, máximo en 24 años (desde 2002); la Fed subió su tasa en septiembre y el BCCh reporta alzas en las tasas largas locales. Con WACC +50 pb y +100 pb, el precio objetivo cae 6,6% y 12,4% (Figura 25). </w:t>
+              <w:t xml:space="preserve">Un alza de tasas largas elevaría la WACC y el costo de refinanciar la deuda y el pipeline. La probabilidad es alta: el UST 10Y pasó de 4,98% (Rf del modelo) a 5,22% al 8-oct-26, máximo en 24 años (desde 2002); la Fed subió su tasa en septiembre y las tasas largas locales también suben. Con WACC +50 pb y +100 pb, el precio objetivo cae 6,6% y 12,4% (Figura 25). </w:t>
             </w:r>
             <w:r>
               <w:rPr>
@@ -419,7 +419,7 @@
                 <w:sz w:val="16"/>
                 <w:szCs w:val="16"/>
               </w:rPr>
-              <w:t xml:space="preserve">El 79% de la deuda está en UF: una UF 3% más alta (caso base) resta CLP 38.691 MM a la utilidad (Figura 26). Un menor consumo afecta las ventas de los locatarios y, sin crecimiento del PIB, no surgen las nuevas líneas de negocio que Mallplaza ha capturado (Anexo [X]). </w:t>
+              <w:t xml:space="preserve">El 79% de la deuda está en UF: una UF 3% más alta (caso base) resta CLP 38.691 MM a la utilidad (Figura 26). Un menor consumo afecta las ventas de los locatarios y frena las nuevas líneas de negocio de Mallplaza (Anexo [X]). </w:t>
             </w:r>
             <w:r>
               <w:rPr>
@@ -493,7 +493,7 @@
                 <w:sz w:val="16"/>
                 <w:szCs w:val="16"/>
               </w:rPr>
-              <w:t xml:space="preserve">Si el consumo migra masivamente al canal online, el mall pierde tráfico y atractivo. El e-commerce en Chile superó US$ 10.000 MM en 2025, cerca del 12,6% de las ventas del comercio. El peor caso de tráfico solo resta 1,3% al valor (Figura 24). </w:t>
+              <w:t xml:space="preserve">Si el consumo migra masivamente al canal online, el mall pierde tráfico y atractivo. El e-commerce en Chile superó US$ 10.000 MM en 2025 (12,6% de las ventas del comercio). El peor caso de tráfico solo resta 1,3% al valor (Figura 24). </w:t>
             </w:r>
             <w:r>
               <w:rPr>
@@ -530,7 +530,81 @@
                 <w:sz w:val="16"/>
                 <w:szCs w:val="16"/>
               </w:rPr>
-              <w:t xml:space="preserve">el canal online está madurando sin efecto visible en el modelo (visitas +16% en 2025). Los malls operan como nodos de última milla y ofrecen entretención y gastronomía, una experiencia difícil de replicar online.</w:t>
+              <w:t xml:space="preserve">el canal online está madurando sin efecto visible en el modelo (visitas +16% en 2025). Los malls ofrecen entretención y gastronomía, difíciles de replicar online.</w:t>
+            </w:r>
+          </w:p>
+          <w:p>
+            <w:pPr>
+              <w:spacing w:after="14" w:before="0" w:line="228" w:lineRule="auto"/>
+              <w:jc w:val="both"/>
+            </w:pPr>
+            <w:r>
+              <w:rPr>
+                <w:rFonts w:ascii="Arial" w:cs="Arial" w:eastAsia="Arial" w:hAnsi="Arial"/>
+                <w:b/>
+                <w:bCs/>
+                <w:color w:val="E9004B"/>
+                <w:sz w:val="16"/>
+                <w:szCs w:val="16"/>
+              </w:rPr>
+              <w:t xml:space="preserve">MR3: </w:t>
+            </w:r>
+            <w:r>
+              <w:rPr>
+                <w:rFonts w:ascii="Arial" w:cs="Arial" w:eastAsia="Arial" w:hAnsi="Arial"/>
+                <w:b/>
+                <w:bCs/>
+                <w:color w:val="1A1A1A"/>
+                <w:sz w:val="16"/>
+                <w:szCs w:val="16"/>
+              </w:rPr>
+              <w:t xml:space="preserve">Tipo de cambio. </w:t>
+            </w:r>
+            <w:r>
+              <w:rPr>
+                <w:rFonts w:ascii="Arial" w:cs="Arial" w:eastAsia="Arial" w:hAnsi="Arial"/>
+                <w:color w:val="1A1A1A"/>
+                <w:sz w:val="16"/>
+                <w:szCs w:val="16"/>
+              </w:rPr>
+              <w:t xml:space="preserve">Cerca del 28% de los ingresos viene de Perú y Colombia, y el modelo supone un sol que sube de CLP 268 a 290 entre 2026 y 2031. Una depreciación del PEN o del COP reduciría los ingresos y el EBITDA consolidados en pesos. </w:t>
+            </w:r>
+            <w:r>
+              <w:rPr>
+                <w:rFonts w:ascii="Arial" w:cs="Arial" w:eastAsia="Arial" w:hAnsi="Arial"/>
+                <w:i/>
+                <w:iCs/>
+                <w:color w:val="5F5F5F"/>
+                <w:sz w:val="16"/>
+                <w:szCs w:val="16"/>
+              </w:rPr>
+              <w:t xml:space="preserve">(Sistemático · Prob. media · Impacto medio)</w:t>
+            </w:r>
+          </w:p>
+          <w:p>
+            <w:pPr>
+              <w:spacing w:after="60" w:before="0" w:line="228" w:lineRule="auto"/>
+              <w:jc w:val="both"/>
+            </w:pPr>
+            <w:r>
+              <w:rPr>
+                <w:rFonts w:ascii="Arial" w:cs="Arial" w:eastAsia="Arial" w:hAnsi="Arial"/>
+                <w:b/>
+                <w:bCs/>
+                <w:color w:val="14284B"/>
+                <w:sz w:val="16"/>
+                <w:szCs w:val="16"/>
+              </w:rPr>
+              <w:t xml:space="preserve">Mitigantes: </w:t>
+            </w:r>
+            <w:r>
+              <w:rPr>
+                <w:rFonts w:ascii="Arial" w:cs="Arial" w:eastAsia="Arial" w:hAnsi="Arial"/>
+                <w:color w:val="1A1A1A"/>
+                <w:sz w:val="16"/>
+                <w:szCs w:val="16"/>
+              </w:rPr>
+              <w:t xml:space="preserve">Mallplaza declara que utiliza instrumentos de cobertura para su exposición cambiaria, y en cada país ingresos y costos operativos están en moneda local.</w:t>
             </w:r>
           </w:p>
           <w:p>
@@ -586,7 +660,7 @@
                 <w:sz w:val="16"/>
                 <w:szCs w:val="16"/>
               </w:rPr>
-              <w:t xml:space="preserve">Falabella controla el 53,05% y arrienda espacios a través de Falabella, Sodimac y Tottus, lo que genera cuentas por cobrar con relacionadas. Fernando de Peña, gerente de Mallplaza por décadas, preside Falabella desde marzo de 2026. Contratos fuera de mercado afectarían directamente las rentas y el valor. </w:t>
+              <w:t xml:space="preserve">Falabella controla el 53,05% y arrienda espacios (Falabella, Sodimac, Tottus), lo que genera cuentas por cobrar con relacionadas. Fernando de Peña, gerente de Mallplaza por décadas, preside Falabella desde marzo de 2026. Contratos fuera de mercado afectarían directamente las rentas y el valor. </w:t>
             </w:r>
             <w:r>
               <w:rPr>
@@ -623,7 +697,7 @@
                 <w:sz w:val="16"/>
                 <w:szCs w:val="16"/>
               </w:rPr>
-              <w:t xml:space="preserve">comité de directores de tres miembros y revisión de operaciones con partes relacionadas (Ley 18.046). Aun así, las salvaguardas son pocas: solo 1 de 9 directores es independiente.</w:t>
+              <w:t xml:space="preserve">comité de directores de tres miembros y revisión de operaciones con partes relacionadas (Ley 18.046). Aun así, solo 1 de 9 directores es independiente.</w:t>
             </w:r>
           </w:p>
           <w:p>
@@ -660,7 +734,7 @@
                 <w:sz w:val="16"/>
                 <w:szCs w:val="16"/>
               </w:rPr>
-              <w:t xml:space="preserve">Los cambios en el impuesto corporativo y en la permisología generan incertidumbre al evaluar los proyectos del pipeline (USD 613 MM, 170.200 m² hasta 2028). Un retraso en los permisos posterga ingresos, aunque la sensibilidad del valor es acotada. </w:t>
+              <w:t xml:space="preserve">Cambios en el impuesto corporativo y en la permisología generan incertidumbre sobre el pipeline (USD 613 MM, 170.200 m² hasta 2028). Un retraso en permisos posterga ingresos, con sensibilidad acotada. </w:t>
             </w:r>
             <w:r>
               <w:rPr>
@@ -731,7 +805,7 @@
                 <w:sz w:val="16"/>
                 <w:szCs w:val="16"/>
               </w:rPr>
-              <w:t xml:space="preserve">El valor es más sensible a la tasa de descuento que a la operación. El peor caso operacional, el margen EBITDA, resta 10,0% (Figura 24), mientras que +100 pb de WACC restan 12,4% al precio objetivo (Figura 25). El precio actual implica un cap rate cercano a 6,0%, frente a 10,0% en el DCF: el mercado descuenta una tasa baja, lo que aumenta la exposición de la acción a un alza de tasas. Un g mayor reduce el valor porque el RONIC (5,0%) es menor que la WACC real (7,2%). Incluso la mejor celda de la Figura 25 (CLP 2.511) queda bajo el precio de CLP 3.555, por lo que la recomendación se mantiene.</w:t>
+              <w:t xml:space="preserve">El valor es más sensible a la tasa de descuento que a la operación: el peor caso operacional (margen EBITDA) resta 10,0% (Figura 24) y +100 pb de WACC restan 12,4% al precio objetivo (Figura 25). El precio actual implica un cap rate cercano a 6,0%, frente a 10,0% en el DCF: el mercado descuenta una tasa baja, lo que aumenta la exposición de la acción a un alza de tasas. Un g mayor resta valor: el RONIC (5,0%) es menor que la WACC real (7,2%). Hasta la mejor celda de la Figura 25 (CLP 2.511) queda bajo el precio (CLP 3.555): la recomendación se mantiene.</w:t>
             </w:r>
           </w:p>
         </w:tc>

--- a/informe/Mallplaza_Investment_Risks_ES.docx
+++ b/informe/Mallplaza_Investment_Risks_ES.docx
@@ -604,7 +604,7 @@
                 <w:sz w:val="16"/>
                 <w:szCs w:val="16"/>
               </w:rPr>
-              <w:t xml:space="preserve">Mallplaza declara que utiliza instrumentos de cobertura para su exposición cambiaria, y en cada país ingresos y costos operativos están en moneda local.</w:t>
+              <w:t xml:space="preserve">Mallplaza radica su deuda en las monedas de cada país y, si no es posible, usa derivados de cobertura (forwards, swaps y cross currency swaps) (Análisis Razonado 2T26, p. 14).</w:t>
             </w:r>
           </w:p>
           <w:p>

--- a/informe/Mallplaza_Investment_Risks_ES.docx
+++ b/informe/Mallplaza_Investment_Risks_ES.docx
@@ -159,7 +159,7 @@
                 <w:sz w:val="16"/>
                 <w:szCs w:val="16"/>
               </w:rPr>
-              <w:t xml:space="preserve">Caídas de margen EBITDA, rentas, tráfico u ocupación hacia sus mínimos históricos. El peor caso, un margen de 75,8%, reduce el valor DCF a CLP 1.693 (−10,0%), y el piso histórico del crecimiento de rentas en mismas tiendas lo lleva a CLP 1.805 (−4,0%) (Figura 24). </w:t>
+              <w:t xml:space="preserve">Caídas de margen EBITDA, rentas, tráfico u ocupación hacia sus mínimos históricos. El peor caso, un margen de 75,8%, reduce el valor DCF a CLP 1.671 (−10,0%), y el piso histórico del crecimiento de rentas en mismas tiendas lo lleva a CLP 1.782 (−4,0%) (Figura 24). </w:t>
             </w:r>
             <w:r>
               <w:rPr>
@@ -326,7 +326,7 @@
                 <w:sz w:val="16"/>
                 <w:szCs w:val="16"/>
               </w:rPr>
-              <w:t xml:space="preserve">Un alza de tasas largas elevaría la WACC y el costo de refinanciar la deuda y el pipeline. La probabilidad es alta: el UST 10Y pasó de 4,98% (Rf del modelo) a 5,22% al 8-oct-26, máximo en 24 años (desde 2002); la Fed subió su tasa en septiembre y las tasas largas locales también suben. Con WACC +50 pb y +100 pb, el precio objetivo cae 6,6% y 12,4% (Figura 25). </w:t>
+              <w:t xml:space="preserve">Un alza de tasas largas elevaría la WACC y el costo de refinanciar la deuda y el pipeline. La probabilidad es alta: el UST 10Y pasó de 4,98% (Rf del modelo) a 5,22% al 8-oct-26, máximo en 24 años (desde 2002); la Fed subió su tasa en septiembre y las tasas largas locales también suben. Con WACC +50 pb y +100 pb, el precio objetivo cae 6,5% y 12,3% (Figura 25). </w:t>
             </w:r>
             <w:r>
               <w:rPr>
@@ -805,7 +805,7 @@
                 <w:sz w:val="16"/>
                 <w:szCs w:val="16"/>
               </w:rPr>
-              <w:t xml:space="preserve">El valor es más sensible a la tasa de descuento que a la operación: el peor caso operacional (margen EBITDA) resta 10,0% (Figura 24) y +100 pb de WACC restan 12,4% al precio objetivo (Figura 25). El precio actual implica un cap rate cercano a 6,0%, frente a 10,0% en el DCF: el mercado descuenta una tasa baja, lo que aumenta la exposición de la acción a un alza de tasas. Un g mayor resta valor: el RONIC (5,0%) es menor que la WACC real (7,2%). Hasta la mejor celda de la Figura 25 (CLP 2.511) queda bajo el precio (CLP 3.555): la recomendación se mantiene.</w:t>
+              <w:t xml:space="preserve">El valor es más sensible a la tasa de descuento que a la operación: el peor caso operacional (margen EBITDA) resta 10,0% (Figura 24) y +100 pb de WACC restan 12,3% al precio objetivo (Figura 25). El precio actual implica un cap rate cercano a 6,0%, frente a 10,1% en el DCF: el mercado descuenta una tasa baja, lo que aumenta la exposición de la acción a un alza de tasas. Un g mayor resta valor: el RONIC (5,0%) es menor que la WACC real (7,2%). Hasta la mejor celda de la Figura 25 (CLP 2.487) queda bajo el precio (CLP 3.555): la recomendación se mantiene.</w:t>
             </w:r>
           </w:p>
         </w:tc>
@@ -1010,7 +1010,7 @@
                 <w:sz w:val="11"/>
                 <w:szCs w:val="11"/>
               </w:rPr>
-              <w:t xml:space="preserve">Límites = mínimo y máximo histórico de cada variable: releases de resultados de Mallplaza 4T23–2T26 (margen EBITDA, ocupación, rentas y ventas en mismas tiendas, visitas) y EEFF (capex de mantención 2024 y UDM 2T26; rango de crecimiento de la tasación, Nota 11). WACC 10,37% y g 3,0% constantes. Fuente: Mallplaza; análisis del equipo.</w:t>
+              <w:t xml:space="preserve">Límites = mínimo y máximo histórico de cada variable: releases de resultados de Mallplaza 4T23–2T26 (margen EBITDA, ocupación, rentas y ventas en mismas tiendas, visitas) y EEFF (capex de mantención 2024 y UDM 2T26; rango de crecimiento de la tasación, Nota 11). WACC terminal 10,41% y g 3,0% constantes. Fuente: Mallplaza; análisis del equipo.</w:t>
             </w:r>
           </w:p>
           <w:p>

--- a/informe/Mallplaza_Investment_Risks_ES.docx
+++ b/informe/Mallplaza_Investment_Risks_ES.docx
@@ -270,7 +270,7 @@
                 <w:sz w:val="16"/>
                 <w:szCs w:val="16"/>
               </w:rPr>
-              <w:t xml:space="preserve">contratos de largo plazo (duración remanente promedio de 6,7 años) y capacidad probada de reconvertir espacios ancla en tiendas menores con mayor renta por m².</w:t>
+              <w:t xml:space="preserve">contratos de largo plazo (duración remanente promedio de 7,1 años) y capacidad probada de reconvertir espacios ancla en tiendas menores con mayor renta por m².</w:t>
             </w:r>
           </w:p>
           <w:p>
@@ -805,7 +805,7 @@
                 <w:sz w:val="16"/>
                 <w:szCs w:val="16"/>
               </w:rPr>
-              <w:t xml:space="preserve">El valor es más sensible a la tasa de descuento que a la operación: el peor caso operacional (margen EBITDA) resta 10,0% (Figura 24) y +100 pb de WACC restan 12,3% al precio objetivo (Figura 25). El precio actual implica un cap rate cercano a 6,0%, frente a 10,1% en el DCF: el mercado descuenta una tasa baja, lo que aumenta la exposición de la acción a un alza de tasas. Un g mayor resta valor: el RONIC (5,0%) es menor que la WACC real (7,2%). Hasta la mejor celda de la Figura 25 (CLP 2.487) queda bajo el precio (CLP 3.555): la recomendación se mantiene.</w:t>
+              <w:t xml:space="preserve">El valor es más sensible a la tasa de descuento que a la operación: el peor caso operacional (margen EBITDA) resta 10,0% al valor DCF (Figura 24), mientras que +100 pb de WACC restan 17,2% (12,3% del precio objetivo, Figura 25). El precio actual implica un cap rate cercano a 6,0%, frente a 10,1% en el DCF: el mercado descuenta una tasa baja y la acción queda más expuesta a un alza de tasas. Un g mayor resta valor: RONIC 5,0% &lt; WACC real 7,2%. Hasta la mejor celda de la Figura 25 (CLP 2.487) queda bajo el precio (3.555): se mantiene la recomendación.</w:t>
             </w:r>
           </w:p>
         </w:tc>
@@ -1094,7 +1094,7 @@
                 <w:sz w:val="11"/>
                 <w:szCs w:val="11"/>
               </w:rPr>
-              <w:t xml:space="preserve">Precio objetivo = 80% DCF + 20% múltiplos EV/EBITDA (CLP 2.951). Fuente: análisis del equipo.</w:t>
+              <w:t xml:space="preserve">Precio objetivo = 80% DCF + 20% múltiplos EV/EBITDA (CLP 2.951). La columna g = 2,0% usa la fórmula de la hoja Sensibilidad. Fuente: equipo.</w:t>
             </w:r>
           </w:p>
           <w:p>

--- a/informe/Mallplaza_Investment_Risks_ES.docx
+++ b/informe/Mallplaza_Investment_Risks_ES.docx
@@ -34,7 +34,7 @@
           <w:sz w:val="16"/>
           <w:szCs w:val="16"/>
         </w:rPr>
-        <w:t xml:space="preserve">El perfil de riesgo de Mallplaza es moderado: su operación es resiliente y el valor depende sobre todo de variables de mercado. El principal riesgo es una subida de tasas, de probabilidad alta, que eleva la WACC; le siguen la inflación y un menor dinamismo macro. Ningún riesgo analizado lleva el precio objetivo por sobre el precio actual.</w:t>
+        <w:t xml:space="preserve">El perfil de riesgo de Mallplaza es moderado: su operación es resiliente y el valor depende sobre todo de variables de mercado. El principal riesgo, de probabilidad alta, es un alza de las tasas de largo plazo, que presiona el rendimiento de los bonos y eleva la WACC; le siguen la inflación y un menor dinamismo macro. Ni siquiera los escenarios favorables justifican el precio de mercado a la fecha del informe.</w:t>
       </w:r>
     </w:p>
     <w:tbl>
@@ -103,7 +103,7 @@
                 <w:sz w:val="16"/>
                 <w:szCs w:val="16"/>
               </w:rPr>
-              <w:t xml:space="preserve">La Figura 23 ubica cada riesgo en una matriz 3x3 según su probabilidad y su impacto (bajo, medio, alto); el color de cada etiqueta indica su categoría. El impacto se mide por el efecto sobre el valor por acción, usando el tornado operacional (Figura 24), la sensibilidad a WACC y g (Figura 25) y el efecto del reajuste de la UF (Figura 26). El riesgo de tasas (FR1) ocupa la celda de mayor severidad (alta/alta) y el de inflación y ciclo macro (MR1) también queda en la zona roja; el cambiario (MR3) queda en el centro.</w:t>
+              <w:t xml:space="preserve">La Figura 23 ubica cada riesgo en una matriz 3x3 según su probabilidad y su impacto (bajo, medio, alto); el color de cada etiqueta indica su categoría. El impacto se mide por el efecto sobre el valor por acción, usando el tornado operacional (Figura 24), la sensibilidad a WACC y g (Figura 25) y la sensibilidad a la UF (Figura 26). Los riesgos que no se pudieron cuantificar con el modelo (RR1 y RR2) se ubican según el análisis cualitativo del equipo. El riesgo de tasas (FR1) ocupa la celda de mayor severidad (alta/alta) y el de inflación y ciclo macro (MR1) también queda en la zona roja; el deterioro operacional (OR1) y el cambiario (MR3) quedan en el centro.</w:t>
             </w:r>
           </w:p>
           <w:p>
@@ -170,7 +170,7 @@
                 <w:sz w:val="16"/>
                 <w:szCs w:val="16"/>
               </w:rPr>
-              <w:t xml:space="preserve">(No sistemático · Prob. media · Impacto bajo)</w:t>
+              <w:t xml:space="preserve">(No sistemático · Prob. media · Impacto medio)</w:t>
             </w:r>
           </w:p>
           <w:p>
@@ -244,7 +244,7 @@
                 <w:sz w:val="16"/>
                 <w:szCs w:val="16"/>
               </w:rPr>
-              <w:t xml:space="preserve">(No sistemático · Prob. baja · Impacto medio)</w:t>
+              <w:t xml:space="preserve">(No sistemático · Prob. baja · Impacto bajo)</w:t>
             </w:r>
           </w:p>
           <w:p>
@@ -419,7 +419,7 @@
                 <w:sz w:val="16"/>
                 <w:szCs w:val="16"/>
               </w:rPr>
-              <w:t xml:space="preserve">El 79% de la deuda está en UF: una UF 3% más alta (caso base) resta CLP 38.691 MM a la utilidad (Figura 26). Un menor consumo afecta las ventas de los locatarios y frena las nuevas líneas de negocio de Mallplaza (Anexo [X]). </w:t>
+              <w:t xml:space="preserve">El 79% de la deuda está en UF: una UF 3% más alta resta CLP 38.691 MM a la utilidad contable (Nota 26). Sobre el precio objetivo, en cambio, el efecto es levemente positivo: las rentas indexadas suman CLP 40,8 por acción y la mayor deuda en UF resta 17,7, con un neto de +23,1 (+1,1%) (Figura 26). El riesgo está en que un menor consumo impida traspasar la UF a las rentas: sin ese traspaso, la UF +3% resta 0,9% al precio objetivo. Un menor consumo también frena las nuevas líneas de negocio (Anexo [X]). </w:t>
             </w:r>
             <w:r>
               <w:rPr>
@@ -567,7 +567,7 @@
                 <w:sz w:val="16"/>
                 <w:szCs w:val="16"/>
               </w:rPr>
-              <w:t xml:space="preserve">Cerca del 28% de los ingresos viene de Perú y Colombia, y el modelo supone un sol que sube de CLP 268 a 290 entre 2026 y 2031. Una depreciación del PEN o del COP reduciría los ingresos y el EBITDA consolidados en pesos. </w:t>
+              <w:t xml:space="preserve">Cerca del 28% de los ingresos viene de Perú y Colombia, y el modelo supone un sol que sube de CLP 268 a 290 entre 2026 y 2031. Una depreciación de 10% del PEN y del COP desde 2027E resta 4,3% al valor DCF, antes del efecto de las coberturas y de la deuda local (cálculo del equipo). </w:t>
             </w:r>
             <w:r>
               <w:rPr>
@@ -734,7 +734,7 @@
                 <w:sz w:val="16"/>
                 <w:szCs w:val="16"/>
               </w:rPr>
-              <w:t xml:space="preserve">Cambios en el impuesto corporativo y en la permisología generan incertidumbre sobre el pipeline (USD 613 MM, 170.200 m² hasta 2028). Un retraso en permisos posterga ingresos, con sensibilidad acotada. </w:t>
+              <w:t xml:space="preserve">Los tres gobiernos asumieron en 2026 con agendas pro inversión, pero con distinto margen fiscal y legislativo (ver Contexto político-económico): en Chile la rebaja del impuesto corporativo ya es ley, en Perú el gobierno no tiene mayoría propia y en Colombia el ajuste fiscal y las tasas altas pesan sobre el consumo. Un retraso en permisos posterga ingresos del pipeline (USD 613 MM, 170.200 m² hasta 2028), con sensibilidad acotada. </w:t>
             </w:r>
             <w:r>
               <w:rPr>
@@ -771,41 +771,7 @@
                 <w:sz w:val="16"/>
                 <w:szCs w:val="16"/>
               </w:rPr>
-              <w:t xml:space="preserve">gobiernos pro mercado en los tres países (Kast, Fujimori, De La Espriella). La Ley 21.770 acorta los plazos de permisos y la Ley de Reconstrucción baja el impuesto corporativo de 27% a 23% en 2029 (el modelo usa 27%).</w:t>
-            </w:r>
-          </w:p>
-          <w:p>
-            <w:pPr>
-              <w:pBdr>
-                <w:bottom w:val="single" w:color="E9004B" w:sz="8" w:space="1"/>
-              </w:pBdr>
-              <w:spacing w:after="50" w:before="110"/>
-            </w:pPr>
-            <w:r>
-              <w:rPr>
-                <w:rFonts w:ascii="Arial" w:cs="Arial" w:eastAsia="Arial" w:hAnsi="Arial"/>
-                <w:b/>
-                <w:bCs/>
-                <w:color w:val="14284B"/>
-                <w:sz w:val="16"/>
-                <w:szCs w:val="16"/>
-              </w:rPr>
-              <w:t xml:space="preserve">ANÁLISIS DE SENSIBILIDAD</w:t>
-            </w:r>
-          </w:p>
-          <w:p>
-            <w:pPr>
-              <w:spacing w:after="40" w:before="0" w:line="228" w:lineRule="auto"/>
-              <w:jc w:val="both"/>
-            </w:pPr>
-            <w:r>
-              <w:rPr>
-                <w:rFonts w:ascii="Arial" w:cs="Arial" w:eastAsia="Arial" w:hAnsi="Arial"/>
-                <w:color w:val="1A1A1A"/>
-                <w:sz w:val="16"/>
-                <w:szCs w:val="16"/>
-              </w:rPr>
-              <w:t xml:space="preserve">El valor es más sensible a la tasa de descuento que a la operación: el peor caso operacional (margen EBITDA) resta 10,0% al valor DCF (Figura 24), mientras que +100 pb de WACC restan 17,2% (12,3% del precio objetivo, Figura 25). El precio actual implica un cap rate cercano a 6,0%, frente a 10,1% en el DCF: el mercado descuenta una tasa baja y la acción queda más expuesta a un alza de tasas. Un g mayor resta valor: RONIC 5,0% &lt; WACC real 7,2%. Hasta la mejor celda de la Figura 25 (CLP 2.487) queda bajo el precio (3.555): se mantiene la recomendación.</w:t>
+              <w:t xml:space="preserve">la Ley 21.770 (sep-25) acorta los plazos de permisos y Colombia aporta solo ~11% de los ingresos. El modelo mantiene 27%: aplicar la rebaja a la porción Chile subiría el valor DCF ~5,4% (+3,9% el precio objetivo), aún lejos del precio de mercado.</w:t>
             </w:r>
           </w:p>
         </w:tc>
@@ -1097,9 +1063,124 @@
               <w:t xml:space="preserve">Precio objetivo = 80% DCF + 20% múltiplos EV/EBITDA (CLP 2.951). La columna g = 2,0% usa la fórmula de la hoja Sensibilidad. Fuente: equipo.</w:t>
             </w:r>
           </w:p>
-          <w:p>
-            <w:pPr>
-              <w:spacing w:after="30" w:before="100" w:line="228" w:lineRule="auto"/>
+        </w:tc>
+      </w:tr>
+    </w:tbl>
+    <w:p>
+      <w:pPr>
+        <w:pageBreakBefore/>
+        <w:spacing w:after="0" w:before="0"/>
+      </w:pPr>
+    </w:p>
+    <w:tbl>
+      <w:tblPr>
+        <w:tblW w:type="dxa" w:w="10666"/>
+        <w:tblBorders>
+          <w:top w:val="none" w:color="FFFFFF" w:sz="0"/>
+          <w:left w:val="none" w:color="FFFFFF" w:sz="0"/>
+          <w:bottom w:val="none" w:color="FFFFFF" w:sz="0"/>
+          <w:right w:val="none" w:color="FFFFFF" w:sz="0"/>
+          <w:insideH w:val="none" w:color="FFFFFF" w:sz="0"/>
+          <w:insideV w:val="none" w:color="FFFFFF" w:sz="0"/>
+        </w:tblBorders>
+      </w:tblPr>
+      <w:tblGrid>
+        <w:gridCol w:w="6900"/>
+        <w:gridCol w:w="216"/>
+        <w:gridCol w:w="3550"/>
+      </w:tblGrid>
+      <w:tr>
+        <w:tc>
+          <w:tcPr>
+            <w:tcW w:type="dxa" w:w="6900"/>
+            <w:tcBorders>
+              <w:top w:val="none" w:color="FFFFFF" w:sz="0"/>
+              <w:left w:val="none" w:color="FFFFFF" w:sz="0"/>
+              <w:bottom w:val="none" w:color="FFFFFF" w:sz="0"/>
+              <w:right w:val="none" w:color="FFFFFF" w:sz="0"/>
+            </w:tcBorders>
+            <w:tcMar>
+              <w:top w:type="dxa" w:w="0"/>
+              <w:left w:type="dxa" w:w="0"/>
+              <w:bottom w:type="dxa" w:w="0"/>
+              <w:right w:type="dxa" w:w="0"/>
+            </w:tcMar>
+            <w:vAlign w:val="top"/>
+          </w:tcPr>
+          <w:p>
+            <w:pPr>
+              <w:pBdr>
+                <w:bottom w:val="single" w:color="E9004B" w:sz="8" w:space="1"/>
+              </w:pBdr>
+              <w:spacing w:after="50" w:before="110"/>
+            </w:pPr>
+            <w:r>
+              <w:rPr>
+                <w:rFonts w:ascii="Arial" w:cs="Arial" w:eastAsia="Arial" w:hAnsi="Arial"/>
+                <w:b/>
+                <w:bCs/>
+                <w:color w:val="14284B"/>
+                <w:sz w:val="16"/>
+                <w:szCs w:val="16"/>
+              </w:rPr>
+              <w:t xml:space="preserve">ANÁLISIS DE SENSIBILIDAD</w:t>
+            </w:r>
+          </w:p>
+          <w:p>
+            <w:pPr>
+              <w:spacing w:after="40" w:before="0" w:line="228" w:lineRule="auto"/>
+              <w:jc w:val="both"/>
+            </w:pPr>
+            <w:r>
+              <w:rPr>
+                <w:rFonts w:ascii="Arial" w:cs="Arial" w:eastAsia="Arial" w:hAnsi="Arial"/>
+                <w:color w:val="1A1A1A"/>
+                <w:sz w:val="16"/>
+                <w:szCs w:val="16"/>
+              </w:rPr>
+              <w:t xml:space="preserve">El valor es más sensible a la tasa de descuento que a la operación en los escenarios evaluados: el peor caso operacional (margen EBITDA) resta 10,0% al valor DCF (Figura 24), mientras que +100 pb de WACC restan 17,2% (12,3% del precio objetivo, Figura 25). El precio actual implica un cap rate cercano a 6,0%, frente a 10,1% en el DCF: el mercado descuenta una tasa baja y la acción queda más expuesta a un alza de tasas. Un g mayor resta valor: RONIC 5,0% &lt; WACC real 7,2%. La UF casi no mueve el valor (+1,1% con UF +3%), porque las rentas indexadas compensan la deuda en UF. Hasta la mejor celda de la Figura 25 (CLP 2.487) queda bajo el precio (3.555): se mantiene la recomendación.</w:t>
+            </w:r>
+          </w:p>
+        </w:tc>
+        <w:tc>
+          <w:tcPr>
+            <w:tcW w:type="dxa" w:w="216"/>
+            <w:tcBorders>
+              <w:top w:val="none" w:color="FFFFFF" w:sz="0"/>
+              <w:left w:val="none" w:color="FFFFFF" w:sz="0"/>
+              <w:bottom w:val="none" w:color="FFFFFF" w:sz="0"/>
+              <w:right w:val="none" w:color="FFFFFF" w:sz="0"/>
+            </w:tcBorders>
+            <w:tcMar>
+              <w:top w:type="dxa" w:w="0"/>
+              <w:left w:type="dxa" w:w="0"/>
+              <w:bottom w:type="dxa" w:w="0"/>
+              <w:right w:type="dxa" w:w="0"/>
+            </w:tcMar>
+            <w:vAlign w:val="top"/>
+          </w:tcPr>
+          <w:p/>
+        </w:tc>
+        <w:tc>
+          <w:tcPr>
+            <w:tcW w:type="dxa" w:w="3550"/>
+            <w:tcBorders>
+              <w:top w:val="none" w:color="FFFFFF" w:sz="0"/>
+              <w:left w:val="none" w:color="FFFFFF" w:sz="0"/>
+              <w:bottom w:val="none" w:color="FFFFFF" w:sz="0"/>
+              <w:right w:val="none" w:color="FFFFFF" w:sz="0"/>
+            </w:tcBorders>
+            <w:tcMar>
+              <w:top w:type="dxa" w:w="0"/>
+              <w:left w:type="dxa" w:w="0"/>
+              <w:bottom w:type="dxa" w:w="0"/>
+              <w:right w:type="dxa" w:w="0"/>
+            </w:tcMar>
+            <w:vAlign w:val="top"/>
+          </w:tcPr>
+          <w:p>
+            <w:pPr>
+              <w:spacing w:after="30" w:before="40" w:line="228" w:lineRule="auto"/>
             </w:pPr>
             <w:r>
               <w:rPr>
@@ -1119,7 +1200,7 @@
                 <w:sz w:val="14"/>
                 <w:szCs w:val="14"/>
               </w:rPr>
-              <w:t xml:space="preserve">Sensibilidad de la utilidad a un alza de la UF</w:t>
+              <w:t xml:space="preserve">Sensibilidad del precio objetivo a un alza de la UF (CLP por acción)</w:t>
             </w:r>
           </w:p>
           <w:p>
@@ -1129,7 +1210,7 @@
             <w:r>
               <w:drawing>
                 <wp:inline distT="0" distB="0" distL="0" distR="0">
-                  <wp:extent cx="2257425" cy="1190625"/>
+                  <wp:extent cx="2257425" cy="1371600"/>
                   <wp:effectExtent t="0" r="0" b="0" l="0"/>
                   <wp:docPr id="1" name="" descr="" title=""/>
                   <wp:cNvGraphicFramePr>
@@ -1154,7 +1235,7 @@
                         <pic:spPr bwMode="auto">
                           <a:xfrm>
                             <a:off x="0" y="0"/>
-                            <a:ext cx="2257425" cy="1190625"/>
+                            <a:ext cx="2257425" cy="1371600"/>
                           </a:xfrm>
                           <a:prstGeom prst="rect">
                             <a:avLst/>
@@ -1178,12 +1259,755 @@
                 <w:sz w:val="11"/>
                 <w:szCs w:val="11"/>
               </w:rPr>
-              <w:t xml:space="preserve">+3% = sensibilidad reportada; +1% y +2% por extrapolación lineal. Fuente: EEFF de Mallplaza a jun-26, Nota 26.</w:t>
+              <w:t xml:space="preserve">Alza de nivel de la UF desde 2027E, con WACC y g constantes. Rentas: IPC de Chile del modelo (80% del precio objetivo vía DCF); deuda: exposición neta en UF implícita en la Nota 26 (CLP 1,29 billones). Utilidad: +3% reportado, +1% y +2% por extrapolación lineal. Fuente: EEFF de Mallplaza a jun-26, Nota 26; análisis del equipo.</w:t>
             </w:r>
           </w:p>
         </w:tc>
       </w:tr>
     </w:tbl>
+    <w:p>
+      <w:pPr>
+        <w:pBdr>
+          <w:bottom w:val="single" w:color="E9004B" w:sz="8" w:space="1"/>
+        </w:pBdr>
+        <w:spacing w:after="50" w:before="110"/>
+      </w:pPr>
+      <w:r>
+        <w:rPr>
+          <w:rFonts w:ascii="Arial" w:cs="Arial" w:eastAsia="Arial" w:hAnsi="Arial"/>
+          <w:b/>
+          <w:bCs/>
+          <w:color w:val="14284B"/>
+          <w:sz w:val="16"/>
+          <w:szCs w:val="16"/>
+        </w:rPr>
+        <w:t xml:space="preserve">CONTEXTO POLÍTICO-ECONÓMICO 2026</w:t>
+      </w:r>
+    </w:p>
+    <w:tbl>
+      <w:tblPr>
+        <w:tblW w:type="dxa" w:w="10666"/>
+        <w:tblBorders>
+          <w:top w:val="single" w:color="auto" w:sz="4"/>
+          <w:left w:val="single" w:color="auto" w:sz="4"/>
+          <w:bottom w:val="single" w:color="auto" w:sz="4"/>
+          <w:right w:val="single" w:color="auto" w:sz="4"/>
+          <w:insideH w:val="single" w:color="auto" w:sz="4"/>
+          <w:insideV w:val="single" w:color="auto" w:sz="4"/>
+        </w:tblBorders>
+      </w:tblPr>
+      <w:tblGrid>
+        <w:gridCol w:w="1300"/>
+        <w:gridCol w:w="1700"/>
+        <w:gridCol w:w="4250"/>
+        <w:gridCol w:w="3416"/>
+      </w:tblGrid>
+      <w:tr>
+        <w:trPr>
+          <w:tblHeader/>
+        </w:trPr>
+        <w:tc>
+          <w:tcPr>
+            <w:tcW w:type="dxa" w:w="1300"/>
+            <w:tcBorders>
+              <w:top w:val="single" w:color="D5D9E0" w:sz="4"/>
+              <w:left w:val="none" w:color="FFFFFF" w:sz="0"/>
+              <w:bottom w:val="single" w:color="D5D9E0" w:sz="4"/>
+              <w:right w:val="none" w:color="FFFFFF" w:sz="0"/>
+            </w:tcBorders>
+            <w:shd w:fill="14284B" w:color="auto" w:val="clear"/>
+            <w:tcMar>
+              <w:top w:type="dxa" w:w="40"/>
+              <w:left w:type="dxa" w:w="70"/>
+              <w:bottom w:type="dxa" w:w="40"/>
+              <w:right w:type="dxa" w:w="70"/>
+            </w:tcMar>
+            <w:vAlign w:val="top"/>
+          </w:tcPr>
+          <w:p>
+            <w:pPr>
+              <w:spacing w:after="0" w:before="0" w:line="216" w:lineRule="auto"/>
+              <w:jc w:val="left"/>
+            </w:pPr>
+            <w:r>
+              <w:rPr>
+                <w:rFonts w:ascii="Arial" w:cs="Arial" w:eastAsia="Arial" w:hAnsi="Arial"/>
+                <w:b/>
+                <w:bCs/>
+                <w:color w:val="FFFFFF"/>
+                <w:sz w:val="14"/>
+                <w:szCs w:val="14"/>
+              </w:rPr>
+              <w:t xml:space="preserve">País</w:t>
+            </w:r>
+          </w:p>
+        </w:tc>
+        <w:tc>
+          <w:tcPr>
+            <w:tcW w:type="dxa" w:w="1700"/>
+            <w:tcBorders>
+              <w:top w:val="single" w:color="D5D9E0" w:sz="4"/>
+              <w:left w:val="none" w:color="FFFFFF" w:sz="0"/>
+              <w:bottom w:val="single" w:color="D5D9E0" w:sz="4"/>
+              <w:right w:val="none" w:color="FFFFFF" w:sz="0"/>
+            </w:tcBorders>
+            <w:shd w:fill="14284B" w:color="auto" w:val="clear"/>
+            <w:tcMar>
+              <w:top w:type="dxa" w:w="40"/>
+              <w:left w:type="dxa" w:w="70"/>
+              <w:bottom w:type="dxa" w:w="40"/>
+              <w:right w:type="dxa" w:w="70"/>
+            </w:tcMar>
+            <w:vAlign w:val="top"/>
+          </w:tcPr>
+          <w:p>
+            <w:pPr>
+              <w:spacing w:after="0" w:before="0" w:line="216" w:lineRule="auto"/>
+              <w:jc w:val="left"/>
+            </w:pPr>
+            <w:r>
+              <w:rPr>
+                <w:rFonts w:ascii="Arial" w:cs="Arial" w:eastAsia="Arial" w:hAnsi="Arial"/>
+                <w:b/>
+                <w:bCs/>
+                <w:color w:val="FFFFFF"/>
+                <w:sz w:val="14"/>
+                <w:szCs w:val="14"/>
+              </w:rPr>
+              <w:t xml:space="preserve">Gobierno</w:t>
+            </w:r>
+          </w:p>
+        </w:tc>
+        <w:tc>
+          <w:tcPr>
+            <w:tcW w:type="dxa" w:w="4250"/>
+            <w:tcBorders>
+              <w:top w:val="single" w:color="D5D9E0" w:sz="4"/>
+              <w:left w:val="none" w:color="FFFFFF" w:sz="0"/>
+              <w:bottom w:val="single" w:color="D5D9E0" w:sz="4"/>
+              <w:right w:val="none" w:color="FFFFFF" w:sz="0"/>
+            </w:tcBorders>
+            <w:shd w:fill="14284B" w:color="auto" w:val="clear"/>
+            <w:tcMar>
+              <w:top w:type="dxa" w:w="40"/>
+              <w:left w:type="dxa" w:w="70"/>
+              <w:bottom w:type="dxa" w:w="40"/>
+              <w:right w:type="dxa" w:w="70"/>
+            </w:tcMar>
+            <w:vAlign w:val="top"/>
+          </w:tcPr>
+          <w:p>
+            <w:pPr>
+              <w:spacing w:after="0" w:before="0" w:line="216" w:lineRule="auto"/>
+              <w:jc w:val="left"/>
+            </w:pPr>
+            <w:r>
+              <w:rPr>
+                <w:rFonts w:ascii="Arial" w:cs="Arial" w:eastAsia="Arial" w:hAnsi="Arial"/>
+                <w:b/>
+                <w:bCs/>
+                <w:color w:val="FFFFFF"/>
+                <w:sz w:val="14"/>
+                <w:szCs w:val="14"/>
+              </w:rPr>
+              <w:t xml:space="preserve">Medidas y señales</w:t>
+            </w:r>
+          </w:p>
+        </w:tc>
+        <w:tc>
+          <w:tcPr>
+            <w:tcW w:type="dxa" w:w="3416"/>
+            <w:tcBorders>
+              <w:top w:val="single" w:color="D5D9E0" w:sz="4"/>
+              <w:left w:val="none" w:color="FFFFFF" w:sz="0"/>
+              <w:bottom w:val="single" w:color="D5D9E0" w:sz="4"/>
+              <w:right w:val="none" w:color="FFFFFF" w:sz="0"/>
+            </w:tcBorders>
+            <w:shd w:fill="14284B" w:color="auto" w:val="clear"/>
+            <w:tcMar>
+              <w:top w:type="dxa" w:w="40"/>
+              <w:left w:type="dxa" w:w="70"/>
+              <w:bottom w:type="dxa" w:w="40"/>
+              <w:right w:type="dxa" w:w="70"/>
+            </w:tcMar>
+            <w:vAlign w:val="top"/>
+          </w:tcPr>
+          <w:p>
+            <w:pPr>
+              <w:spacing w:after="0" w:before="0" w:line="216" w:lineRule="auto"/>
+              <w:jc w:val="left"/>
+            </w:pPr>
+            <w:r>
+              <w:rPr>
+                <w:rFonts w:ascii="Arial" w:cs="Arial" w:eastAsia="Arial" w:hAnsi="Arial"/>
+                <w:b/>
+                <w:bCs/>
+                <w:color w:val="FFFFFF"/>
+                <w:sz w:val="14"/>
+                <w:szCs w:val="14"/>
+              </w:rPr>
+              <w:t xml:space="preserve">Implicancia para Mallplaza</w:t>
+            </w:r>
+          </w:p>
+        </w:tc>
+      </w:tr>
+      <w:tr>
+        <w:trPr>
+          <w:cantSplit/>
+        </w:trPr>
+        <w:tc>
+          <w:tcPr>
+            <w:tcW w:type="dxa" w:w="1300"/>
+            <w:tcBorders>
+              <w:top w:val="single" w:color="D5D9E0" w:sz="4"/>
+              <w:left w:val="none" w:color="FFFFFF" w:sz="0"/>
+              <w:bottom w:val="single" w:color="D5D9E0" w:sz="4"/>
+              <w:right w:val="none" w:color="FFFFFF" w:sz="0"/>
+            </w:tcBorders>
+            <w:tcMar>
+              <w:top w:type="dxa" w:w="40"/>
+              <w:left w:type="dxa" w:w="70"/>
+              <w:bottom w:type="dxa" w:w="40"/>
+              <w:right w:type="dxa" w:w="70"/>
+            </w:tcMar>
+            <w:vAlign w:val="top"/>
+          </w:tcPr>
+          <w:p>
+            <w:pPr>
+              <w:spacing w:after="0" w:before="0" w:line="216" w:lineRule="auto"/>
+              <w:jc w:val="left"/>
+            </w:pPr>
+            <w:r>
+              <w:rPr>
+                <w:rFonts w:ascii="Arial" w:cs="Arial" w:eastAsia="Arial" w:hAnsi="Arial"/>
+                <w:b/>
+                <w:bCs/>
+                <w:color w:val="1A1A1A"/>
+                <w:sz w:val="14"/>
+                <w:szCs w:val="14"/>
+              </w:rPr>
+              <w:t xml:space="preserve">Chile</w:t>
+            </w:r>
+          </w:p>
+          <w:p>
+            <w:pPr>
+              <w:spacing w:after="0" w:before="0" w:line="216" w:lineRule="auto"/>
+              <w:jc w:val="left"/>
+            </w:pPr>
+            <w:r>
+              <w:rPr>
+                <w:rFonts w:ascii="Arial" w:cs="Arial" w:eastAsia="Arial" w:hAnsi="Arial"/>
+                <w:b w:val="false"/>
+                <w:bCs w:val="false"/>
+                <w:color w:val="5F5F5F"/>
+                <w:sz w:val="13"/>
+                <w:szCs w:val="13"/>
+              </w:rPr>
+              <w:t xml:space="preserve">~71% ingresos</w:t>
+            </w:r>
+          </w:p>
+        </w:tc>
+        <w:tc>
+          <w:tcPr>
+            <w:tcW w:type="dxa" w:w="1700"/>
+            <w:tcBorders>
+              <w:top w:val="single" w:color="D5D9E0" w:sz="4"/>
+              <w:left w:val="none" w:color="FFFFFF" w:sz="0"/>
+              <w:bottom w:val="single" w:color="D5D9E0" w:sz="4"/>
+              <w:right w:val="none" w:color="FFFFFF" w:sz="0"/>
+            </w:tcBorders>
+            <w:tcMar>
+              <w:top w:type="dxa" w:w="40"/>
+              <w:left w:type="dxa" w:w="70"/>
+              <w:bottom w:type="dxa" w:w="40"/>
+              <w:right w:type="dxa" w:w="70"/>
+            </w:tcMar>
+            <w:vAlign w:val="top"/>
+          </w:tcPr>
+          <w:p>
+            <w:pPr>
+              <w:spacing w:after="0" w:before="0" w:line="216" w:lineRule="auto"/>
+              <w:jc w:val="left"/>
+            </w:pPr>
+            <w:r>
+              <w:rPr>
+                <w:rFonts w:ascii="Arial" w:cs="Arial" w:eastAsia="Arial" w:hAnsi="Arial"/>
+                <w:b/>
+                <w:bCs/>
+                <w:color w:val="1A1A1A"/>
+                <w:sz w:val="14"/>
+                <w:szCs w:val="14"/>
+              </w:rPr>
+              <w:t xml:space="preserve">José Antonio Kast</w:t>
+            </w:r>
+          </w:p>
+          <w:p>
+            <w:pPr>
+              <w:spacing w:after="0" w:before="0" w:line="216" w:lineRule="auto"/>
+              <w:jc w:val="left"/>
+            </w:pPr>
+            <w:r>
+              <w:rPr>
+                <w:rFonts w:ascii="Arial" w:cs="Arial" w:eastAsia="Arial" w:hAnsi="Arial"/>
+                <w:b w:val="false"/>
+                <w:bCs w:val="false"/>
+                <w:color w:val="5F5F5F"/>
+                <w:sz w:val="13"/>
+                <w:szCs w:val="13"/>
+              </w:rPr>
+              <w:t xml:space="preserve">(desde mar-26)</w:t>
+            </w:r>
+          </w:p>
+        </w:tc>
+        <w:tc>
+          <w:tcPr>
+            <w:tcW w:type="dxa" w:w="4250"/>
+            <w:tcBorders>
+              <w:top w:val="single" w:color="D5D9E0" w:sz="4"/>
+              <w:left w:val="none" w:color="FFFFFF" w:sz="0"/>
+              <w:bottom w:val="single" w:color="D5D9E0" w:sz="4"/>
+              <w:right w:val="none" w:color="FFFFFF" w:sz="0"/>
+            </w:tcBorders>
+            <w:tcMar>
+              <w:top w:type="dxa" w:w="40"/>
+              <w:left w:type="dxa" w:w="70"/>
+              <w:bottom w:type="dxa" w:w="40"/>
+              <w:right w:type="dxa" w:w="70"/>
+            </w:tcMar>
+            <w:vAlign w:val="top"/>
+          </w:tcPr>
+          <w:p>
+            <w:pPr>
+              <w:spacing w:after="0" w:before="0" w:line="216" w:lineRule="auto"/>
+              <w:jc w:val="both"/>
+            </w:pPr>
+            <w:r>
+              <w:rPr>
+                <w:rFonts w:ascii="Arial" w:cs="Arial" w:eastAsia="Arial" w:hAnsi="Arial"/>
+                <w:b w:val="false"/>
+                <w:bCs w:val="false"/>
+                <w:color w:val="1A1A1A"/>
+                <w:sz w:val="14"/>
+                <w:szCs w:val="14"/>
+              </w:rPr>
+              <w:t xml:space="preserve">Promulgó la Ley de Reconstrucción (9-oct-26): impuesto corporativo de 27% a 23% gradual desde 2027 e invariabilidad tributaria [1]. Presupuesto 2027 con gasto +2,7% vs la ley 2026 [2]. S&amp;P reafirmó A estable (sep-26) [3]. TPM 4,5% [4]. Senado estable, Cámara frágil [5].</w:t>
+            </w:r>
+          </w:p>
+        </w:tc>
+        <w:tc>
+          <w:tcPr>
+            <w:tcW w:type="dxa" w:w="3416"/>
+            <w:tcBorders>
+              <w:top w:val="single" w:color="D5D9E0" w:sz="4"/>
+              <w:left w:val="none" w:color="FFFFFF" w:sz="0"/>
+              <w:bottom w:val="single" w:color="D5D9E0" w:sz="4"/>
+              <w:right w:val="none" w:color="FFFFFF" w:sz="0"/>
+            </w:tcBorders>
+            <w:tcMar>
+              <w:top w:type="dxa" w:w="40"/>
+              <w:left w:type="dxa" w:w="70"/>
+              <w:bottom w:type="dxa" w:w="40"/>
+              <w:right w:type="dxa" w:w="70"/>
+            </w:tcMar>
+            <w:vAlign w:val="top"/>
+          </w:tcPr>
+          <w:p>
+            <w:pPr>
+              <w:spacing w:after="0" w:before="0" w:line="216" w:lineRule="auto"/>
+              <w:jc w:val="both"/>
+            </w:pPr>
+            <w:r>
+              <w:rPr>
+                <w:rFonts w:ascii="Arial" w:cs="Arial" w:eastAsia="Arial" w:hAnsi="Arial"/>
+                <w:b w:val="false"/>
+                <w:bCs w:val="false"/>
+                <w:color w:val="1A1A1A"/>
+                <w:sz w:val="14"/>
+                <w:szCs w:val="14"/>
+              </w:rPr>
+              <w:t xml:space="preserve">Positivo: menor impuesto (+3,9% al precio objetivo si se aplica, no incluido) y permisos más rápidos (Ley 21.770). Riesgo: aprobar el resto de la agenda depende de una Cámara sin mayoría holgada.</w:t>
+            </w:r>
+          </w:p>
+        </w:tc>
+      </w:tr>
+      <w:tr>
+        <w:trPr>
+          <w:cantSplit/>
+        </w:trPr>
+        <w:tc>
+          <w:tcPr>
+            <w:tcW w:type="dxa" w:w="1300"/>
+            <w:tcBorders>
+              <w:top w:val="single" w:color="D5D9E0" w:sz="4"/>
+              <w:left w:val="none" w:color="FFFFFF" w:sz="0"/>
+              <w:bottom w:val="single" w:color="D5D9E0" w:sz="4"/>
+              <w:right w:val="none" w:color="FFFFFF" w:sz="0"/>
+            </w:tcBorders>
+            <w:shd w:fill="EEF1F6" w:color="auto" w:val="clear"/>
+            <w:tcMar>
+              <w:top w:type="dxa" w:w="40"/>
+              <w:left w:type="dxa" w:w="70"/>
+              <w:bottom w:type="dxa" w:w="40"/>
+              <w:right w:type="dxa" w:w="70"/>
+            </w:tcMar>
+            <w:vAlign w:val="top"/>
+          </w:tcPr>
+          <w:p>
+            <w:pPr>
+              <w:spacing w:after="0" w:before="0" w:line="216" w:lineRule="auto"/>
+              <w:jc w:val="left"/>
+            </w:pPr>
+            <w:r>
+              <w:rPr>
+                <w:rFonts w:ascii="Arial" w:cs="Arial" w:eastAsia="Arial" w:hAnsi="Arial"/>
+                <w:b/>
+                <w:bCs/>
+                <w:color w:val="1A1A1A"/>
+                <w:sz w:val="14"/>
+                <w:szCs w:val="14"/>
+              </w:rPr>
+              <w:t xml:space="preserve">Perú</w:t>
+            </w:r>
+          </w:p>
+          <w:p>
+            <w:pPr>
+              <w:spacing w:after="0" w:before="0" w:line="216" w:lineRule="auto"/>
+              <w:jc w:val="left"/>
+            </w:pPr>
+            <w:r>
+              <w:rPr>
+                <w:rFonts w:ascii="Arial" w:cs="Arial" w:eastAsia="Arial" w:hAnsi="Arial"/>
+                <w:b w:val="false"/>
+                <w:bCs w:val="false"/>
+                <w:color w:val="5F5F5F"/>
+                <w:sz w:val="13"/>
+                <w:szCs w:val="13"/>
+              </w:rPr>
+              <w:t xml:space="preserve">~19% ingresos</w:t>
+            </w:r>
+          </w:p>
+        </w:tc>
+        <w:tc>
+          <w:tcPr>
+            <w:tcW w:type="dxa" w:w="1700"/>
+            <w:tcBorders>
+              <w:top w:val="single" w:color="D5D9E0" w:sz="4"/>
+              <w:left w:val="none" w:color="FFFFFF" w:sz="0"/>
+              <w:bottom w:val="single" w:color="D5D9E0" w:sz="4"/>
+              <w:right w:val="none" w:color="FFFFFF" w:sz="0"/>
+            </w:tcBorders>
+            <w:shd w:fill="EEF1F6" w:color="auto" w:val="clear"/>
+            <w:tcMar>
+              <w:top w:type="dxa" w:w="40"/>
+              <w:left w:type="dxa" w:w="70"/>
+              <w:bottom w:type="dxa" w:w="40"/>
+              <w:right w:type="dxa" w:w="70"/>
+            </w:tcMar>
+            <w:vAlign w:val="top"/>
+          </w:tcPr>
+          <w:p>
+            <w:pPr>
+              <w:spacing w:after="0" w:before="0" w:line="216" w:lineRule="auto"/>
+              <w:jc w:val="left"/>
+            </w:pPr>
+            <w:r>
+              <w:rPr>
+                <w:rFonts w:ascii="Arial" w:cs="Arial" w:eastAsia="Arial" w:hAnsi="Arial"/>
+                <w:b/>
+                <w:bCs/>
+                <w:color w:val="1A1A1A"/>
+                <w:sz w:val="14"/>
+                <w:szCs w:val="14"/>
+              </w:rPr>
+              <w:t xml:space="preserve">Keiko Fujimori</w:t>
+            </w:r>
+          </w:p>
+          <w:p>
+            <w:pPr>
+              <w:spacing w:after="0" w:before="0" w:line="216" w:lineRule="auto"/>
+              <w:jc w:val="left"/>
+            </w:pPr>
+            <w:r>
+              <w:rPr>
+                <w:rFonts w:ascii="Arial" w:cs="Arial" w:eastAsia="Arial" w:hAnsi="Arial"/>
+                <w:b w:val="false"/>
+                <w:bCs w:val="false"/>
+                <w:color w:val="5F5F5F"/>
+                <w:sz w:val="13"/>
+                <w:szCs w:val="13"/>
+              </w:rPr>
+              <w:t xml:space="preserve">(desde 28-jul-26)</w:t>
+            </w:r>
+          </w:p>
+        </w:tc>
+        <w:tc>
+          <w:tcPr>
+            <w:tcW w:type="dxa" w:w="4250"/>
+            <w:tcBorders>
+              <w:top w:val="single" w:color="D5D9E0" w:sz="4"/>
+              <w:left w:val="none" w:color="FFFFFF" w:sz="0"/>
+              <w:bottom w:val="single" w:color="D5D9E0" w:sz="4"/>
+              <w:right w:val="none" w:color="FFFFFF" w:sz="0"/>
+            </w:tcBorders>
+            <w:shd w:fill="EEF1F6" w:color="auto" w:val="clear"/>
+            <w:tcMar>
+              <w:top w:type="dxa" w:w="40"/>
+              <w:left w:type="dxa" w:w="70"/>
+              <w:bottom w:type="dxa" w:w="40"/>
+              <w:right w:type="dxa" w:w="70"/>
+            </w:tcMar>
+            <w:vAlign w:val="top"/>
+          </w:tcPr>
+          <w:p>
+            <w:pPr>
+              <w:spacing w:after="0" w:before="0" w:line="216" w:lineRule="auto"/>
+              <w:jc w:val="both"/>
+            </w:pPr>
+            <w:r>
+              <w:rPr>
+                <w:rFonts w:ascii="Arial" w:cs="Arial" w:eastAsia="Arial" w:hAnsi="Arial"/>
+                <w:b w:val="false"/>
+                <w:bCs w:val="false"/>
+                <w:color w:val="1A1A1A"/>
+                <w:sz w:val="14"/>
+                <w:szCs w:val="14"/>
+              </w:rPr>
+              <w:t xml:space="preserve">Salario mínimo de S/ 1.130 a 1.300 y Pensión 65 duplicada (S/ 350 a 700) [6]. Presupuesto 2027 de S/ 266.506 MM, coherente con déficit de 1,4% del PIB [7]. BCRP mantiene 4,25% [8]. Fuerza Popular sin mayoría en el Congreso bicameral [9].</w:t>
+            </w:r>
+          </w:p>
+        </w:tc>
+        <w:tc>
+          <w:tcPr>
+            <w:tcW w:type="dxa" w:w="3416"/>
+            <w:tcBorders>
+              <w:top w:val="single" w:color="D5D9E0" w:sz="4"/>
+              <w:left w:val="none" w:color="FFFFFF" w:sz="0"/>
+              <w:bottom w:val="single" w:color="D5D9E0" w:sz="4"/>
+              <w:right w:val="none" w:color="FFFFFF" w:sz="0"/>
+            </w:tcBorders>
+            <w:shd w:fill="EEF1F6" w:color="auto" w:val="clear"/>
+            <w:tcMar>
+              <w:top w:type="dxa" w:w="40"/>
+              <w:left w:type="dxa" w:w="70"/>
+              <w:bottom w:type="dxa" w:w="40"/>
+              <w:right w:type="dxa" w:w="70"/>
+            </w:tcMar>
+            <w:vAlign w:val="top"/>
+          </w:tcPr>
+          <w:p>
+            <w:pPr>
+              <w:spacing w:after="0" w:before="0" w:line="216" w:lineRule="auto"/>
+              <w:jc w:val="both"/>
+            </w:pPr>
+            <w:r>
+              <w:rPr>
+                <w:rFonts w:ascii="Arial" w:cs="Arial" w:eastAsia="Arial" w:hAnsi="Arial"/>
+                <w:b w:val="false"/>
+                <w:bCs w:val="false"/>
+                <w:color w:val="1A1A1A"/>
+                <w:sz w:val="14"/>
+                <w:szCs w:val="14"/>
+              </w:rPr>
+              <w:t xml:space="preserve">Positivo para el consumo y las ventas de locatarios. Riesgo: gobernabilidad y costo fiscal de leyes del Congreso anterior (hasta S/ 50.000 MM según el MEF) [7].</w:t>
+            </w:r>
+          </w:p>
+        </w:tc>
+      </w:tr>
+      <w:tr>
+        <w:trPr>
+          <w:cantSplit/>
+        </w:trPr>
+        <w:tc>
+          <w:tcPr>
+            <w:tcW w:type="dxa" w:w="1300"/>
+            <w:tcBorders>
+              <w:top w:val="single" w:color="D5D9E0" w:sz="4"/>
+              <w:left w:val="none" w:color="FFFFFF" w:sz="0"/>
+              <w:bottom w:val="single" w:color="D5D9E0" w:sz="4"/>
+              <w:right w:val="none" w:color="FFFFFF" w:sz="0"/>
+            </w:tcBorders>
+            <w:tcMar>
+              <w:top w:type="dxa" w:w="40"/>
+              <w:left w:type="dxa" w:w="70"/>
+              <w:bottom w:type="dxa" w:w="40"/>
+              <w:right w:type="dxa" w:w="70"/>
+            </w:tcMar>
+            <w:vAlign w:val="top"/>
+          </w:tcPr>
+          <w:p>
+            <w:pPr>
+              <w:spacing w:after="0" w:before="0" w:line="216" w:lineRule="auto"/>
+              <w:jc w:val="left"/>
+            </w:pPr>
+            <w:r>
+              <w:rPr>
+                <w:rFonts w:ascii="Arial" w:cs="Arial" w:eastAsia="Arial" w:hAnsi="Arial"/>
+                <w:b/>
+                <w:bCs/>
+                <w:color w:val="1A1A1A"/>
+                <w:sz w:val="14"/>
+                <w:szCs w:val="14"/>
+              </w:rPr>
+              <w:t xml:space="preserve">Colombia</w:t>
+            </w:r>
+          </w:p>
+          <w:p>
+            <w:pPr>
+              <w:spacing w:after="0" w:before="0" w:line="216" w:lineRule="auto"/>
+              <w:jc w:val="left"/>
+            </w:pPr>
+            <w:r>
+              <w:rPr>
+                <w:rFonts w:ascii="Arial" w:cs="Arial" w:eastAsia="Arial" w:hAnsi="Arial"/>
+                <w:b w:val="false"/>
+                <w:bCs w:val="false"/>
+                <w:color w:val="5F5F5F"/>
+                <w:sz w:val="13"/>
+                <w:szCs w:val="13"/>
+              </w:rPr>
+              <w:t xml:space="preserve">~11% ingresos</w:t>
+            </w:r>
+          </w:p>
+        </w:tc>
+        <w:tc>
+          <w:tcPr>
+            <w:tcW w:type="dxa" w:w="1700"/>
+            <w:tcBorders>
+              <w:top w:val="single" w:color="D5D9E0" w:sz="4"/>
+              <w:left w:val="none" w:color="FFFFFF" w:sz="0"/>
+              <w:bottom w:val="single" w:color="D5D9E0" w:sz="4"/>
+              <w:right w:val="none" w:color="FFFFFF" w:sz="0"/>
+            </w:tcBorders>
+            <w:tcMar>
+              <w:top w:type="dxa" w:w="40"/>
+              <w:left w:type="dxa" w:w="70"/>
+              <w:bottom w:type="dxa" w:w="40"/>
+              <w:right w:type="dxa" w:w="70"/>
+            </w:tcMar>
+            <w:vAlign w:val="top"/>
+          </w:tcPr>
+          <w:p>
+            <w:pPr>
+              <w:spacing w:after="0" w:before="0" w:line="216" w:lineRule="auto"/>
+              <w:jc w:val="left"/>
+            </w:pPr>
+            <w:r>
+              <w:rPr>
+                <w:rFonts w:ascii="Arial" w:cs="Arial" w:eastAsia="Arial" w:hAnsi="Arial"/>
+                <w:b/>
+                <w:bCs/>
+                <w:color w:val="1A1A1A"/>
+                <w:sz w:val="14"/>
+                <w:szCs w:val="14"/>
+              </w:rPr>
+              <w:t xml:space="preserve">Abelardo de la Espriella</w:t>
+            </w:r>
+          </w:p>
+          <w:p>
+            <w:pPr>
+              <w:spacing w:after="0" w:before="0" w:line="216" w:lineRule="auto"/>
+              <w:jc w:val="left"/>
+            </w:pPr>
+            <w:r>
+              <w:rPr>
+                <w:rFonts w:ascii="Arial" w:cs="Arial" w:eastAsia="Arial" w:hAnsi="Arial"/>
+                <w:b w:val="false"/>
+                <w:bCs w:val="false"/>
+                <w:color w:val="5F5F5F"/>
+                <w:sz w:val="13"/>
+                <w:szCs w:val="13"/>
+              </w:rPr>
+              <w:t xml:space="preserve">(desde 7-ago-26)</w:t>
+            </w:r>
+          </w:p>
+        </w:tc>
+        <w:tc>
+          <w:tcPr>
+            <w:tcW w:type="dxa" w:w="4250"/>
+            <w:tcBorders>
+              <w:top w:val="single" w:color="D5D9E0" w:sz="4"/>
+              <w:left w:val="none" w:color="FFFFFF" w:sz="0"/>
+              <w:bottom w:val="single" w:color="D5D9E0" w:sz="4"/>
+              <w:right w:val="none" w:color="FFFFFF" w:sz="0"/>
+            </w:tcBorders>
+            <w:tcMar>
+              <w:top w:type="dxa" w:w="40"/>
+              <w:left w:type="dxa" w:w="70"/>
+              <w:bottom w:type="dxa" w:w="40"/>
+              <w:right w:type="dxa" w:w="70"/>
+            </w:tcMar>
+            <w:vAlign w:val="top"/>
+          </w:tcPr>
+          <w:p>
+            <w:pPr>
+              <w:spacing w:after="0" w:before="0" w:line="216" w:lineRule="auto"/>
+              <w:jc w:val="both"/>
+            </w:pPr>
+            <w:r>
+              <w:rPr>
+                <w:rFonts w:ascii="Arial" w:cs="Arial" w:eastAsia="Arial" w:hAnsi="Arial"/>
+                <w:b w:val="false"/>
+                <w:bCs w:val="false"/>
+                <w:color w:val="1A1A1A"/>
+                <w:sz w:val="14"/>
+                <w:szCs w:val="14"/>
+              </w:rPr>
+              <w:t xml:space="preserve">Hacienda estima un déficit de 7,8% del PIB y propone recortar el gasto en al menos 1% del PIB [10]; reforma tributaria para bajar la carga a las empresas [11]. El Banco de la República subió su tasa a 12,25% (30-sep-26) [12]. S&amp;P BB- estable [13].</w:t>
+            </w:r>
+          </w:p>
+        </w:tc>
+        <w:tc>
+          <w:tcPr>
+            <w:tcW w:type="dxa" w:w="3416"/>
+            <w:tcBorders>
+              <w:top w:val="single" w:color="D5D9E0" w:sz="4"/>
+              <w:left w:val="none" w:color="FFFFFF" w:sz="0"/>
+              <w:bottom w:val="single" w:color="D5D9E0" w:sz="4"/>
+              <w:right w:val="none" w:color="FFFFFF" w:sz="0"/>
+            </w:tcBorders>
+            <w:tcMar>
+              <w:top w:type="dxa" w:w="40"/>
+              <w:left w:type="dxa" w:w="70"/>
+              <w:bottom w:type="dxa" w:w="40"/>
+              <w:right w:type="dxa" w:w="70"/>
+            </w:tcMar>
+            <w:vAlign w:val="top"/>
+          </w:tcPr>
+          <w:p>
+            <w:pPr>
+              <w:spacing w:after="0" w:before="0" w:line="216" w:lineRule="auto"/>
+              <w:jc w:val="both"/>
+            </w:pPr>
+            <w:r>
+              <w:rPr>
+                <w:rFonts w:ascii="Arial" w:cs="Arial" w:eastAsia="Arial" w:hAnsi="Arial"/>
+                <w:b w:val="false"/>
+                <w:bCs w:val="false"/>
+                <w:color w:val="1A1A1A"/>
+                <w:sz w:val="14"/>
+                <w:szCs w:val="14"/>
+              </w:rPr>
+              <w:t xml:space="preserve">Negativo de corto plazo: ajuste fiscal y tasas altas frenan el consumo y presionan el COP (MR3). Peso acotado en el valor.</w:t>
+            </w:r>
+          </w:p>
+        </w:tc>
+      </w:tr>
+    </w:tbl>
+    <w:p>
+      <w:pPr>
+        <w:spacing w:after="0" w:before="50" w:line="216" w:lineRule="auto"/>
+        <w:jc w:val="both"/>
+      </w:pPr>
+      <w:r>
+        <w:rPr>
+          <w:rFonts w:ascii="Arial" w:cs="Arial" w:eastAsia="Arial" w:hAnsi="Arial"/>
+          <w:color w:val="5F5F5F"/>
+          <w:sz w:val="11"/>
+          <w:szCs w:val="11"/>
+        </w:rPr>
+        <w:t xml:space="preserve">[1] Emol, 9-oct-26, “Ley de Reconstrucción promulgada”; CNN Chile, oct-26. [2] Diario Financiero / El Mostrador, 3-oct-26. [3] Ministerio de Hacienda, informe sobre Fitch y S&amp;P, sep-26. [4] Banco Central de Chile, RPM oct-26. [5] El Dínamo, 11-mar-26. [6] Infobae / La República (Perú), 28-jul-26. [7] Infobae, 29-ago-26; El Comercio (MEF). [8] Infobae, 11-sep-26. [9] América TV, 2026. [10] El Tiempo / La Silla Vacía, jul-26. [11] Valora Analitik / El Colombiano, 2026. [12] Banco de la República, comunicado 30-sep-26. [13] IRC – MinHacienda Colombia. Participación en ingresos 2026E: modelo del equipo. Fuente: análisis del equipo.</w:t>
+      </w:r>
+    </w:p>
     <w:sectPr>
       <w:headerReference w:type="default" r:id="rId7"/>
       <w:footerReference w:type="default" r:id="rId8"/>

--- a/informe/Mallplaza_Investment_Risks_ES.docx
+++ b/informe/Mallplaza_Investment_Risks_ES.docx
@@ -103,7 +103,7 @@
                 <w:sz w:val="16"/>
                 <w:szCs w:val="16"/>
               </w:rPr>
-              <w:t xml:space="preserve">La Figura 23 ubica cada riesgo en una matriz 3x3 según su probabilidad y su impacto (bajo, medio, alto); el color de cada etiqueta indica su categoría. El impacto se mide por el efecto sobre el valor por acción, usando el tornado operacional (Figura 24), la sensibilidad a WACC y g (Figura 25) y la sensibilidad a la UF (Figura 26). Los riesgos que no se pudieron cuantificar con el modelo (RR1 y RR2) se ubican según el análisis cualitativo del equipo. El riesgo de tasas (FR1) ocupa la celda de mayor severidad (alta/alta) y el de inflación y ciclo macro (MR1) también queda en la zona roja; el deterioro operacional (OR1) y el cambiario (MR3) quedan en el centro.</w:t>
+              <w:t xml:space="preserve">La Figura 23 clasifica cada riesgo según su probabilidad y su impacto sobre el valor por acción (Figuras 24 a 26). Los riesgos que no se pudieron cuantificar se clasifican según el análisis cualitativo del equipo sobre la empresa.</w:t>
             </w:r>
           </w:p>
           <w:p>
@@ -734,7 +734,7 @@
                 <w:sz w:val="16"/>
                 <w:szCs w:val="16"/>
               </w:rPr>
-              <w:t xml:space="preserve">Los tres gobiernos asumieron en 2026 con agendas pro inversión, pero con distinto margen fiscal y legislativo (ver Contexto político-económico): en Chile la rebaja del impuesto corporativo ya es ley, en Perú el gobierno no tiene mayoría propia y en Colombia el ajuste fiscal y las tasas altas pesan sobre el consumo. Un retraso en permisos posterga ingresos del pipeline (USD 613 MM, 170.200 m² hasta 2028), con sensibilidad acotada. </w:t>
+              <w:t xml:space="preserve">Cambios tributarios, de permisos y de política económica en los tres países. En Chile, el oficialismo no tiene una mayoría holgada en la Cámara para el resto de su agenda (El Dínamo, 11-mar-26). En Perú, Fuerza Popular no tiene mayoría en el nuevo Congreso bicameral y el MEF estima en hasta S/ 50.000 MM el costo de las leyes del Congreso anterior (El Comercio). En Colombia, Hacienda estima un déficit de 7,8% del PIB y propone recortar el gasto en al menos 1% del PIB (El Tiempo, jul-26), y el Banco de la República subió su tasa a 12,25% (30-sep-26), lo que frena el consumo. Un retraso en permisos posterga el pipeline (USD 613 MM, 170.200 m² hasta 2028). </w:t>
             </w:r>
             <w:r>
               <w:rPr>
@@ -771,7 +771,7 @@
                 <w:sz w:val="16"/>
                 <w:szCs w:val="16"/>
               </w:rPr>
-              <w:t xml:space="preserve">la Ley 21.770 (sep-25) acorta los plazos de permisos y Colombia aporta solo ~11% de los ingresos. El modelo mantiene 27%: aplicar la rebaja a la porción Chile subiría el valor DCF ~5,4% (+3,9% el precio objetivo), aún lejos del precio de mercado.</w:t>
+              <w:t xml:space="preserve">agendas pro inversión. En Chile, Kast promulgó la Ley de Reconstrucción (9-oct-26), que baja el impuesto corporativo de 27% a 23% en forma gradual desde 2027 (Emol, 9-oct-26), S&amp;P reafirmó la calificación A estable y la Ley 21.770 (sep-25) acorta los permisos. En Perú, el alza del salario mínimo a S/ 1.300 y la duplicación de Pensión 65 apoyan el consumo (Infobae, 28-jul-26). Colombia aporta solo ~11% de los ingresos. El modelo mantiene 27%: la rebaja en Chile sumaría ~3,9% al precio objetivo.</w:t>
             </w:r>
           </w:p>
         </w:tc>
@@ -843,7 +843,7 @@
             <w:r>
               <w:drawing>
                 <wp:inline distT="0" distB="0" distL="0" distR="0">
-                  <wp:extent cx="2257425" cy="1962150"/>
+                  <wp:extent cx="2257425" cy="1876425"/>
                   <wp:effectExtent t="0" r="0" b="0" l="0"/>
                   <wp:docPr id="1" name="" descr="" title=""/>
                   <wp:cNvGraphicFramePr>
@@ -868,7 +868,7 @@
                         <pic:spPr bwMode="auto">
                           <a:xfrm>
                             <a:off x="0" y="0"/>
-                            <a:ext cx="2257425" cy="1962150"/>
+                            <a:ext cx="2257425" cy="1876425"/>
                           </a:xfrm>
                           <a:prstGeom prst="rect">
                             <a:avLst/>
@@ -927,7 +927,7 @@
             <w:r>
               <w:drawing>
                 <wp:inline distT="0" distB="0" distL="0" distR="0">
-                  <wp:extent cx="2257425" cy="2152650"/>
+                  <wp:extent cx="2257425" cy="1962150"/>
                   <wp:effectExtent t="0" r="0" b="0" l="0"/>
                   <wp:docPr id="1" name="" descr="" title=""/>
                   <wp:cNvGraphicFramePr>
@@ -952,7 +952,7 @@
                         <pic:spPr bwMode="auto">
                           <a:xfrm>
                             <a:off x="0" y="0"/>
-                            <a:ext cx="2257425" cy="2152650"/>
+                            <a:ext cx="2257425" cy="1962150"/>
                           </a:xfrm>
                           <a:prstGeom prst="rect">
                             <a:avLst/>
@@ -1011,7 +1011,7 @@
             <w:r>
               <w:drawing>
                 <wp:inline distT="0" distB="0" distL="0" distR="0">
-                  <wp:extent cx="2257425" cy="1600200"/>
+                  <wp:extent cx="2257425" cy="1552575"/>
                   <wp:effectExtent t="0" r="0" b="0" l="0"/>
                   <wp:docPr id="1" name="" descr="" title=""/>
                   <wp:cNvGraphicFramePr>
@@ -1036,7 +1036,7 @@
                         <pic:spPr bwMode="auto">
                           <a:xfrm>
                             <a:off x="0" y="0"/>
-                            <a:ext cx="2257425" cy="1600200"/>
+                            <a:ext cx="2257425" cy="1552575"/>
                           </a:xfrm>
                           <a:prstGeom prst="rect">
                             <a:avLst/>
@@ -1063,124 +1063,9 @@
               <w:t xml:space="preserve">Precio objetivo = 80% DCF + 20% múltiplos EV/EBITDA (CLP 2.951). La columna g = 2,0% usa la fórmula de la hoja Sensibilidad. Fuente: equipo.</w:t>
             </w:r>
           </w:p>
-        </w:tc>
-      </w:tr>
-    </w:tbl>
-    <w:p>
-      <w:pPr>
-        <w:pageBreakBefore/>
-        <w:spacing w:after="0" w:before="0"/>
-      </w:pPr>
-    </w:p>
-    <w:tbl>
-      <w:tblPr>
-        <w:tblW w:type="dxa" w:w="10666"/>
-        <w:tblBorders>
-          <w:top w:val="none" w:color="FFFFFF" w:sz="0"/>
-          <w:left w:val="none" w:color="FFFFFF" w:sz="0"/>
-          <w:bottom w:val="none" w:color="FFFFFF" w:sz="0"/>
-          <w:right w:val="none" w:color="FFFFFF" w:sz="0"/>
-          <w:insideH w:val="none" w:color="FFFFFF" w:sz="0"/>
-          <w:insideV w:val="none" w:color="FFFFFF" w:sz="0"/>
-        </w:tblBorders>
-      </w:tblPr>
-      <w:tblGrid>
-        <w:gridCol w:w="6900"/>
-        <w:gridCol w:w="216"/>
-        <w:gridCol w:w="3550"/>
-      </w:tblGrid>
-      <w:tr>
-        <w:tc>
-          <w:tcPr>
-            <w:tcW w:type="dxa" w:w="6900"/>
-            <w:tcBorders>
-              <w:top w:val="none" w:color="FFFFFF" w:sz="0"/>
-              <w:left w:val="none" w:color="FFFFFF" w:sz="0"/>
-              <w:bottom w:val="none" w:color="FFFFFF" w:sz="0"/>
-              <w:right w:val="none" w:color="FFFFFF" w:sz="0"/>
-            </w:tcBorders>
-            <w:tcMar>
-              <w:top w:type="dxa" w:w="0"/>
-              <w:left w:type="dxa" w:w="0"/>
-              <w:bottom w:type="dxa" w:w="0"/>
-              <w:right w:type="dxa" w:w="0"/>
-            </w:tcMar>
-            <w:vAlign w:val="top"/>
-          </w:tcPr>
-          <w:p>
-            <w:pPr>
-              <w:pBdr>
-                <w:bottom w:val="single" w:color="E9004B" w:sz="8" w:space="1"/>
-              </w:pBdr>
-              <w:spacing w:after="50" w:before="110"/>
-            </w:pPr>
-            <w:r>
-              <w:rPr>
-                <w:rFonts w:ascii="Arial" w:cs="Arial" w:eastAsia="Arial" w:hAnsi="Arial"/>
-                <w:b/>
-                <w:bCs/>
-                <w:color w:val="14284B"/>
-                <w:sz w:val="16"/>
-                <w:szCs w:val="16"/>
-              </w:rPr>
-              <w:t xml:space="preserve">ANÁLISIS DE SENSIBILIDAD</w:t>
-            </w:r>
-          </w:p>
-          <w:p>
-            <w:pPr>
-              <w:spacing w:after="40" w:before="0" w:line="228" w:lineRule="auto"/>
-              <w:jc w:val="both"/>
-            </w:pPr>
-            <w:r>
-              <w:rPr>
-                <w:rFonts w:ascii="Arial" w:cs="Arial" w:eastAsia="Arial" w:hAnsi="Arial"/>
-                <w:color w:val="1A1A1A"/>
-                <w:sz w:val="16"/>
-                <w:szCs w:val="16"/>
-              </w:rPr>
-              <w:t xml:space="preserve">El valor es más sensible a la tasa de descuento que a la operación en los escenarios evaluados: el peor caso operacional (margen EBITDA) resta 10,0% al valor DCF (Figura 24), mientras que +100 pb de WACC restan 17,2% (12,3% del precio objetivo, Figura 25). El precio actual implica un cap rate cercano a 6,0%, frente a 10,1% en el DCF: el mercado descuenta una tasa baja y la acción queda más expuesta a un alza de tasas. Un g mayor resta valor: RONIC 5,0% &lt; WACC real 7,2%. La UF casi no mueve el valor (+1,1% con UF +3%), porque las rentas indexadas compensan la deuda en UF. Hasta la mejor celda de la Figura 25 (CLP 2.487) queda bajo el precio (3.555): se mantiene la recomendación.</w:t>
-            </w:r>
-          </w:p>
-        </w:tc>
-        <w:tc>
-          <w:tcPr>
-            <w:tcW w:type="dxa" w:w="216"/>
-            <w:tcBorders>
-              <w:top w:val="none" w:color="FFFFFF" w:sz="0"/>
-              <w:left w:val="none" w:color="FFFFFF" w:sz="0"/>
-              <w:bottom w:val="none" w:color="FFFFFF" w:sz="0"/>
-              <w:right w:val="none" w:color="FFFFFF" w:sz="0"/>
-            </w:tcBorders>
-            <w:tcMar>
-              <w:top w:type="dxa" w:w="0"/>
-              <w:left w:type="dxa" w:w="0"/>
-              <w:bottom w:type="dxa" w:w="0"/>
-              <w:right w:type="dxa" w:w="0"/>
-            </w:tcMar>
-            <w:vAlign w:val="top"/>
-          </w:tcPr>
-          <w:p/>
-        </w:tc>
-        <w:tc>
-          <w:tcPr>
-            <w:tcW w:type="dxa" w:w="3550"/>
-            <w:tcBorders>
-              <w:top w:val="none" w:color="FFFFFF" w:sz="0"/>
-              <w:left w:val="none" w:color="FFFFFF" w:sz="0"/>
-              <w:bottom w:val="none" w:color="FFFFFF" w:sz="0"/>
-              <w:right w:val="none" w:color="FFFFFF" w:sz="0"/>
-            </w:tcBorders>
-            <w:tcMar>
-              <w:top w:type="dxa" w:w="0"/>
-              <w:left w:type="dxa" w:w="0"/>
-              <w:bottom w:type="dxa" w:w="0"/>
-              <w:right w:type="dxa" w:w="0"/>
-            </w:tcMar>
-            <w:vAlign w:val="top"/>
-          </w:tcPr>
-          <w:p>
-            <w:pPr>
-              <w:spacing w:after="30" w:before="40" w:line="228" w:lineRule="auto"/>
+          <w:p>
+            <w:pPr>
+              <w:spacing w:after="30" w:before="100" w:line="228" w:lineRule="auto"/>
             </w:pPr>
             <w:r>
               <w:rPr>
@@ -1210,7 +1095,7 @@
             <w:r>
               <w:drawing>
                 <wp:inline distT="0" distB="0" distL="0" distR="0">
-                  <wp:extent cx="2257425" cy="1371600"/>
+                  <wp:extent cx="2257425" cy="1276350"/>
                   <wp:effectExtent t="0" r="0" b="0" l="0"/>
                   <wp:docPr id="1" name="" descr="" title=""/>
                   <wp:cNvGraphicFramePr>
@@ -1235,7 +1120,7 @@
                         <pic:spPr bwMode="auto">
                           <a:xfrm>
                             <a:off x="0" y="0"/>
-                            <a:ext cx="2257425" cy="1371600"/>
+                            <a:ext cx="2257425" cy="1276350"/>
                           </a:xfrm>
                           <a:prstGeom prst="rect">
                             <a:avLst/>
@@ -1259,755 +1144,12 @@
                 <w:sz w:val="11"/>
                 <w:szCs w:val="11"/>
               </w:rPr>
-              <w:t xml:space="preserve">Alza de nivel de la UF desde 2027E, con WACC y g constantes. Rentas: IPC de Chile del modelo (80% del precio objetivo vía DCF); deuda: exposición neta en UF implícita en la Nota 26 (CLP 1,29 billones). Utilidad: +3% reportado, +1% y +2% por extrapolación lineal. Fuente: EEFF de Mallplaza a jun-26, Nota 26; análisis del equipo.</w:t>
+              <w:t xml:space="preserve">Alza de nivel de la UF desde 2027E; WACC y g constantes. Deuda: exposición neta en UF de la Nota 26. Utilidad: +3% reportado, resto extrapolado. Fuente: EEFF jun-26, Nota 26; equipo.</w:t>
             </w:r>
           </w:p>
         </w:tc>
       </w:tr>
     </w:tbl>
-    <w:p>
-      <w:pPr>
-        <w:pBdr>
-          <w:bottom w:val="single" w:color="E9004B" w:sz="8" w:space="1"/>
-        </w:pBdr>
-        <w:spacing w:after="50" w:before="110"/>
-      </w:pPr>
-      <w:r>
-        <w:rPr>
-          <w:rFonts w:ascii="Arial" w:cs="Arial" w:eastAsia="Arial" w:hAnsi="Arial"/>
-          <w:b/>
-          <w:bCs/>
-          <w:color w:val="14284B"/>
-          <w:sz w:val="16"/>
-          <w:szCs w:val="16"/>
-        </w:rPr>
-        <w:t xml:space="preserve">CONTEXTO POLÍTICO-ECONÓMICO 2026</w:t>
-      </w:r>
-    </w:p>
-    <w:tbl>
-      <w:tblPr>
-        <w:tblW w:type="dxa" w:w="10666"/>
-        <w:tblBorders>
-          <w:top w:val="single" w:color="auto" w:sz="4"/>
-          <w:left w:val="single" w:color="auto" w:sz="4"/>
-          <w:bottom w:val="single" w:color="auto" w:sz="4"/>
-          <w:right w:val="single" w:color="auto" w:sz="4"/>
-          <w:insideH w:val="single" w:color="auto" w:sz="4"/>
-          <w:insideV w:val="single" w:color="auto" w:sz="4"/>
-        </w:tblBorders>
-      </w:tblPr>
-      <w:tblGrid>
-        <w:gridCol w:w="1300"/>
-        <w:gridCol w:w="1700"/>
-        <w:gridCol w:w="4250"/>
-        <w:gridCol w:w="3416"/>
-      </w:tblGrid>
-      <w:tr>
-        <w:trPr>
-          <w:tblHeader/>
-        </w:trPr>
-        <w:tc>
-          <w:tcPr>
-            <w:tcW w:type="dxa" w:w="1300"/>
-            <w:tcBorders>
-              <w:top w:val="single" w:color="D5D9E0" w:sz="4"/>
-              <w:left w:val="none" w:color="FFFFFF" w:sz="0"/>
-              <w:bottom w:val="single" w:color="D5D9E0" w:sz="4"/>
-              <w:right w:val="none" w:color="FFFFFF" w:sz="0"/>
-            </w:tcBorders>
-            <w:shd w:fill="14284B" w:color="auto" w:val="clear"/>
-            <w:tcMar>
-              <w:top w:type="dxa" w:w="40"/>
-              <w:left w:type="dxa" w:w="70"/>
-              <w:bottom w:type="dxa" w:w="40"/>
-              <w:right w:type="dxa" w:w="70"/>
-            </w:tcMar>
-            <w:vAlign w:val="top"/>
-          </w:tcPr>
-          <w:p>
-            <w:pPr>
-              <w:spacing w:after="0" w:before="0" w:line="216" w:lineRule="auto"/>
-              <w:jc w:val="left"/>
-            </w:pPr>
-            <w:r>
-              <w:rPr>
-                <w:rFonts w:ascii="Arial" w:cs="Arial" w:eastAsia="Arial" w:hAnsi="Arial"/>
-                <w:b/>
-                <w:bCs/>
-                <w:color w:val="FFFFFF"/>
-                <w:sz w:val="14"/>
-                <w:szCs w:val="14"/>
-              </w:rPr>
-              <w:t xml:space="preserve">País</w:t>
-            </w:r>
-          </w:p>
-        </w:tc>
-        <w:tc>
-          <w:tcPr>
-            <w:tcW w:type="dxa" w:w="1700"/>
-            <w:tcBorders>
-              <w:top w:val="single" w:color="D5D9E0" w:sz="4"/>
-              <w:left w:val="none" w:color="FFFFFF" w:sz="0"/>
-              <w:bottom w:val="single" w:color="D5D9E0" w:sz="4"/>
-              <w:right w:val="none" w:color="FFFFFF" w:sz="0"/>
-            </w:tcBorders>
-            <w:shd w:fill="14284B" w:color="auto" w:val="clear"/>
-            <w:tcMar>
-              <w:top w:type="dxa" w:w="40"/>
-              <w:left w:type="dxa" w:w="70"/>
-              <w:bottom w:type="dxa" w:w="40"/>
-              <w:right w:type="dxa" w:w="70"/>
-            </w:tcMar>
-            <w:vAlign w:val="top"/>
-          </w:tcPr>
-          <w:p>
-            <w:pPr>
-              <w:spacing w:after="0" w:before="0" w:line="216" w:lineRule="auto"/>
-              <w:jc w:val="left"/>
-            </w:pPr>
-            <w:r>
-              <w:rPr>
-                <w:rFonts w:ascii="Arial" w:cs="Arial" w:eastAsia="Arial" w:hAnsi="Arial"/>
-                <w:b/>
-                <w:bCs/>
-                <w:color w:val="FFFFFF"/>
-                <w:sz w:val="14"/>
-                <w:szCs w:val="14"/>
-              </w:rPr>
-              <w:t xml:space="preserve">Gobierno</w:t>
-            </w:r>
-          </w:p>
-        </w:tc>
-        <w:tc>
-          <w:tcPr>
-            <w:tcW w:type="dxa" w:w="4250"/>
-            <w:tcBorders>
-              <w:top w:val="single" w:color="D5D9E0" w:sz="4"/>
-              <w:left w:val="none" w:color="FFFFFF" w:sz="0"/>
-              <w:bottom w:val="single" w:color="D5D9E0" w:sz="4"/>
-              <w:right w:val="none" w:color="FFFFFF" w:sz="0"/>
-            </w:tcBorders>
-            <w:shd w:fill="14284B" w:color="auto" w:val="clear"/>
-            <w:tcMar>
-              <w:top w:type="dxa" w:w="40"/>
-              <w:left w:type="dxa" w:w="70"/>
-              <w:bottom w:type="dxa" w:w="40"/>
-              <w:right w:type="dxa" w:w="70"/>
-            </w:tcMar>
-            <w:vAlign w:val="top"/>
-          </w:tcPr>
-          <w:p>
-            <w:pPr>
-              <w:spacing w:after="0" w:before="0" w:line="216" w:lineRule="auto"/>
-              <w:jc w:val="left"/>
-            </w:pPr>
-            <w:r>
-              <w:rPr>
-                <w:rFonts w:ascii="Arial" w:cs="Arial" w:eastAsia="Arial" w:hAnsi="Arial"/>
-                <w:b/>
-                <w:bCs/>
-                <w:color w:val="FFFFFF"/>
-                <w:sz w:val="14"/>
-                <w:szCs w:val="14"/>
-              </w:rPr>
-              <w:t xml:space="preserve">Medidas y señales</w:t>
-            </w:r>
-          </w:p>
-        </w:tc>
-        <w:tc>
-          <w:tcPr>
-            <w:tcW w:type="dxa" w:w="3416"/>
-            <w:tcBorders>
-              <w:top w:val="single" w:color="D5D9E0" w:sz="4"/>
-              <w:left w:val="none" w:color="FFFFFF" w:sz="0"/>
-              <w:bottom w:val="single" w:color="D5D9E0" w:sz="4"/>
-              <w:right w:val="none" w:color="FFFFFF" w:sz="0"/>
-            </w:tcBorders>
-            <w:shd w:fill="14284B" w:color="auto" w:val="clear"/>
-            <w:tcMar>
-              <w:top w:type="dxa" w:w="40"/>
-              <w:left w:type="dxa" w:w="70"/>
-              <w:bottom w:type="dxa" w:w="40"/>
-              <w:right w:type="dxa" w:w="70"/>
-            </w:tcMar>
-            <w:vAlign w:val="top"/>
-          </w:tcPr>
-          <w:p>
-            <w:pPr>
-              <w:spacing w:after="0" w:before="0" w:line="216" w:lineRule="auto"/>
-              <w:jc w:val="left"/>
-            </w:pPr>
-            <w:r>
-              <w:rPr>
-                <w:rFonts w:ascii="Arial" w:cs="Arial" w:eastAsia="Arial" w:hAnsi="Arial"/>
-                <w:b/>
-                <w:bCs/>
-                <w:color w:val="FFFFFF"/>
-                <w:sz w:val="14"/>
-                <w:szCs w:val="14"/>
-              </w:rPr>
-              <w:t xml:space="preserve">Implicancia para Mallplaza</w:t>
-            </w:r>
-          </w:p>
-        </w:tc>
-      </w:tr>
-      <w:tr>
-        <w:trPr>
-          <w:cantSplit/>
-        </w:trPr>
-        <w:tc>
-          <w:tcPr>
-            <w:tcW w:type="dxa" w:w="1300"/>
-            <w:tcBorders>
-              <w:top w:val="single" w:color="D5D9E0" w:sz="4"/>
-              <w:left w:val="none" w:color="FFFFFF" w:sz="0"/>
-              <w:bottom w:val="single" w:color="D5D9E0" w:sz="4"/>
-              <w:right w:val="none" w:color="FFFFFF" w:sz="0"/>
-            </w:tcBorders>
-            <w:tcMar>
-              <w:top w:type="dxa" w:w="40"/>
-              <w:left w:type="dxa" w:w="70"/>
-              <w:bottom w:type="dxa" w:w="40"/>
-              <w:right w:type="dxa" w:w="70"/>
-            </w:tcMar>
-            <w:vAlign w:val="top"/>
-          </w:tcPr>
-          <w:p>
-            <w:pPr>
-              <w:spacing w:after="0" w:before="0" w:line="216" w:lineRule="auto"/>
-              <w:jc w:val="left"/>
-            </w:pPr>
-            <w:r>
-              <w:rPr>
-                <w:rFonts w:ascii="Arial" w:cs="Arial" w:eastAsia="Arial" w:hAnsi="Arial"/>
-                <w:b/>
-                <w:bCs/>
-                <w:color w:val="1A1A1A"/>
-                <w:sz w:val="14"/>
-                <w:szCs w:val="14"/>
-              </w:rPr>
-              <w:t xml:space="preserve">Chile</w:t>
-            </w:r>
-          </w:p>
-          <w:p>
-            <w:pPr>
-              <w:spacing w:after="0" w:before="0" w:line="216" w:lineRule="auto"/>
-              <w:jc w:val="left"/>
-            </w:pPr>
-            <w:r>
-              <w:rPr>
-                <w:rFonts w:ascii="Arial" w:cs="Arial" w:eastAsia="Arial" w:hAnsi="Arial"/>
-                <w:b w:val="false"/>
-                <w:bCs w:val="false"/>
-                <w:color w:val="5F5F5F"/>
-                <w:sz w:val="13"/>
-                <w:szCs w:val="13"/>
-              </w:rPr>
-              <w:t xml:space="preserve">~71% ingresos</w:t>
-            </w:r>
-          </w:p>
-        </w:tc>
-        <w:tc>
-          <w:tcPr>
-            <w:tcW w:type="dxa" w:w="1700"/>
-            <w:tcBorders>
-              <w:top w:val="single" w:color="D5D9E0" w:sz="4"/>
-              <w:left w:val="none" w:color="FFFFFF" w:sz="0"/>
-              <w:bottom w:val="single" w:color="D5D9E0" w:sz="4"/>
-              <w:right w:val="none" w:color="FFFFFF" w:sz="0"/>
-            </w:tcBorders>
-            <w:tcMar>
-              <w:top w:type="dxa" w:w="40"/>
-              <w:left w:type="dxa" w:w="70"/>
-              <w:bottom w:type="dxa" w:w="40"/>
-              <w:right w:type="dxa" w:w="70"/>
-            </w:tcMar>
-            <w:vAlign w:val="top"/>
-          </w:tcPr>
-          <w:p>
-            <w:pPr>
-              <w:spacing w:after="0" w:before="0" w:line="216" w:lineRule="auto"/>
-              <w:jc w:val="left"/>
-            </w:pPr>
-            <w:r>
-              <w:rPr>
-                <w:rFonts w:ascii="Arial" w:cs="Arial" w:eastAsia="Arial" w:hAnsi="Arial"/>
-                <w:b/>
-                <w:bCs/>
-                <w:color w:val="1A1A1A"/>
-                <w:sz w:val="14"/>
-                <w:szCs w:val="14"/>
-              </w:rPr>
-              <w:t xml:space="preserve">José Antonio Kast</w:t>
-            </w:r>
-          </w:p>
-          <w:p>
-            <w:pPr>
-              <w:spacing w:after="0" w:before="0" w:line="216" w:lineRule="auto"/>
-              <w:jc w:val="left"/>
-            </w:pPr>
-            <w:r>
-              <w:rPr>
-                <w:rFonts w:ascii="Arial" w:cs="Arial" w:eastAsia="Arial" w:hAnsi="Arial"/>
-                <w:b w:val="false"/>
-                <w:bCs w:val="false"/>
-                <w:color w:val="5F5F5F"/>
-                <w:sz w:val="13"/>
-                <w:szCs w:val="13"/>
-              </w:rPr>
-              <w:t xml:space="preserve">(desde mar-26)</w:t>
-            </w:r>
-          </w:p>
-        </w:tc>
-        <w:tc>
-          <w:tcPr>
-            <w:tcW w:type="dxa" w:w="4250"/>
-            <w:tcBorders>
-              <w:top w:val="single" w:color="D5D9E0" w:sz="4"/>
-              <w:left w:val="none" w:color="FFFFFF" w:sz="0"/>
-              <w:bottom w:val="single" w:color="D5D9E0" w:sz="4"/>
-              <w:right w:val="none" w:color="FFFFFF" w:sz="0"/>
-            </w:tcBorders>
-            <w:tcMar>
-              <w:top w:type="dxa" w:w="40"/>
-              <w:left w:type="dxa" w:w="70"/>
-              <w:bottom w:type="dxa" w:w="40"/>
-              <w:right w:type="dxa" w:w="70"/>
-            </w:tcMar>
-            <w:vAlign w:val="top"/>
-          </w:tcPr>
-          <w:p>
-            <w:pPr>
-              <w:spacing w:after="0" w:before="0" w:line="216" w:lineRule="auto"/>
-              <w:jc w:val="both"/>
-            </w:pPr>
-            <w:r>
-              <w:rPr>
-                <w:rFonts w:ascii="Arial" w:cs="Arial" w:eastAsia="Arial" w:hAnsi="Arial"/>
-                <w:b w:val="false"/>
-                <w:bCs w:val="false"/>
-                <w:color w:val="1A1A1A"/>
-                <w:sz w:val="14"/>
-                <w:szCs w:val="14"/>
-              </w:rPr>
-              <w:t xml:space="preserve">Promulgó la Ley de Reconstrucción (9-oct-26): impuesto corporativo de 27% a 23% gradual desde 2027 e invariabilidad tributaria [1]. Presupuesto 2027 con gasto +2,7% vs la ley 2026 [2]. S&amp;P reafirmó A estable (sep-26) [3]. TPM 4,5% [4]. Senado estable, Cámara frágil [5].</w:t>
-            </w:r>
-          </w:p>
-        </w:tc>
-        <w:tc>
-          <w:tcPr>
-            <w:tcW w:type="dxa" w:w="3416"/>
-            <w:tcBorders>
-              <w:top w:val="single" w:color="D5D9E0" w:sz="4"/>
-              <w:left w:val="none" w:color="FFFFFF" w:sz="0"/>
-              <w:bottom w:val="single" w:color="D5D9E0" w:sz="4"/>
-              <w:right w:val="none" w:color="FFFFFF" w:sz="0"/>
-            </w:tcBorders>
-            <w:tcMar>
-              <w:top w:type="dxa" w:w="40"/>
-              <w:left w:type="dxa" w:w="70"/>
-              <w:bottom w:type="dxa" w:w="40"/>
-              <w:right w:type="dxa" w:w="70"/>
-            </w:tcMar>
-            <w:vAlign w:val="top"/>
-          </w:tcPr>
-          <w:p>
-            <w:pPr>
-              <w:spacing w:after="0" w:before="0" w:line="216" w:lineRule="auto"/>
-              <w:jc w:val="both"/>
-            </w:pPr>
-            <w:r>
-              <w:rPr>
-                <w:rFonts w:ascii="Arial" w:cs="Arial" w:eastAsia="Arial" w:hAnsi="Arial"/>
-                <w:b w:val="false"/>
-                <w:bCs w:val="false"/>
-                <w:color w:val="1A1A1A"/>
-                <w:sz w:val="14"/>
-                <w:szCs w:val="14"/>
-              </w:rPr>
-              <w:t xml:space="preserve">Positivo: menor impuesto (+3,9% al precio objetivo si se aplica, no incluido) y permisos más rápidos (Ley 21.770). Riesgo: aprobar el resto de la agenda depende de una Cámara sin mayoría holgada.</w:t>
-            </w:r>
-          </w:p>
-        </w:tc>
-      </w:tr>
-      <w:tr>
-        <w:trPr>
-          <w:cantSplit/>
-        </w:trPr>
-        <w:tc>
-          <w:tcPr>
-            <w:tcW w:type="dxa" w:w="1300"/>
-            <w:tcBorders>
-              <w:top w:val="single" w:color="D5D9E0" w:sz="4"/>
-              <w:left w:val="none" w:color="FFFFFF" w:sz="0"/>
-              <w:bottom w:val="single" w:color="D5D9E0" w:sz="4"/>
-              <w:right w:val="none" w:color="FFFFFF" w:sz="0"/>
-            </w:tcBorders>
-            <w:shd w:fill="EEF1F6" w:color="auto" w:val="clear"/>
-            <w:tcMar>
-              <w:top w:type="dxa" w:w="40"/>
-              <w:left w:type="dxa" w:w="70"/>
-              <w:bottom w:type="dxa" w:w="40"/>
-              <w:right w:type="dxa" w:w="70"/>
-            </w:tcMar>
-            <w:vAlign w:val="top"/>
-          </w:tcPr>
-          <w:p>
-            <w:pPr>
-              <w:spacing w:after="0" w:before="0" w:line="216" w:lineRule="auto"/>
-              <w:jc w:val="left"/>
-            </w:pPr>
-            <w:r>
-              <w:rPr>
-                <w:rFonts w:ascii="Arial" w:cs="Arial" w:eastAsia="Arial" w:hAnsi="Arial"/>
-                <w:b/>
-                <w:bCs/>
-                <w:color w:val="1A1A1A"/>
-                <w:sz w:val="14"/>
-                <w:szCs w:val="14"/>
-              </w:rPr>
-              <w:t xml:space="preserve">Perú</w:t>
-            </w:r>
-          </w:p>
-          <w:p>
-            <w:pPr>
-              <w:spacing w:after="0" w:before="0" w:line="216" w:lineRule="auto"/>
-              <w:jc w:val="left"/>
-            </w:pPr>
-            <w:r>
-              <w:rPr>
-                <w:rFonts w:ascii="Arial" w:cs="Arial" w:eastAsia="Arial" w:hAnsi="Arial"/>
-                <w:b w:val="false"/>
-                <w:bCs w:val="false"/>
-                <w:color w:val="5F5F5F"/>
-                <w:sz w:val="13"/>
-                <w:szCs w:val="13"/>
-              </w:rPr>
-              <w:t xml:space="preserve">~19% ingresos</w:t>
-            </w:r>
-          </w:p>
-        </w:tc>
-        <w:tc>
-          <w:tcPr>
-            <w:tcW w:type="dxa" w:w="1700"/>
-            <w:tcBorders>
-              <w:top w:val="single" w:color="D5D9E0" w:sz="4"/>
-              <w:left w:val="none" w:color="FFFFFF" w:sz="0"/>
-              <w:bottom w:val="single" w:color="D5D9E0" w:sz="4"/>
-              <w:right w:val="none" w:color="FFFFFF" w:sz="0"/>
-            </w:tcBorders>
-            <w:shd w:fill="EEF1F6" w:color="auto" w:val="clear"/>
-            <w:tcMar>
-              <w:top w:type="dxa" w:w="40"/>
-              <w:left w:type="dxa" w:w="70"/>
-              <w:bottom w:type="dxa" w:w="40"/>
-              <w:right w:type="dxa" w:w="70"/>
-            </w:tcMar>
-            <w:vAlign w:val="top"/>
-          </w:tcPr>
-          <w:p>
-            <w:pPr>
-              <w:spacing w:after="0" w:before="0" w:line="216" w:lineRule="auto"/>
-              <w:jc w:val="left"/>
-            </w:pPr>
-            <w:r>
-              <w:rPr>
-                <w:rFonts w:ascii="Arial" w:cs="Arial" w:eastAsia="Arial" w:hAnsi="Arial"/>
-                <w:b/>
-                <w:bCs/>
-                <w:color w:val="1A1A1A"/>
-                <w:sz w:val="14"/>
-                <w:szCs w:val="14"/>
-              </w:rPr>
-              <w:t xml:space="preserve">Keiko Fujimori</w:t>
-            </w:r>
-          </w:p>
-          <w:p>
-            <w:pPr>
-              <w:spacing w:after="0" w:before="0" w:line="216" w:lineRule="auto"/>
-              <w:jc w:val="left"/>
-            </w:pPr>
-            <w:r>
-              <w:rPr>
-                <w:rFonts w:ascii="Arial" w:cs="Arial" w:eastAsia="Arial" w:hAnsi="Arial"/>
-                <w:b w:val="false"/>
-                <w:bCs w:val="false"/>
-                <w:color w:val="5F5F5F"/>
-                <w:sz w:val="13"/>
-                <w:szCs w:val="13"/>
-              </w:rPr>
-              <w:t xml:space="preserve">(desde 28-jul-26)</w:t>
-            </w:r>
-          </w:p>
-        </w:tc>
-        <w:tc>
-          <w:tcPr>
-            <w:tcW w:type="dxa" w:w="4250"/>
-            <w:tcBorders>
-              <w:top w:val="single" w:color="D5D9E0" w:sz="4"/>
-              <w:left w:val="none" w:color="FFFFFF" w:sz="0"/>
-              <w:bottom w:val="single" w:color="D5D9E0" w:sz="4"/>
-              <w:right w:val="none" w:color="FFFFFF" w:sz="0"/>
-            </w:tcBorders>
-            <w:shd w:fill="EEF1F6" w:color="auto" w:val="clear"/>
-            <w:tcMar>
-              <w:top w:type="dxa" w:w="40"/>
-              <w:left w:type="dxa" w:w="70"/>
-              <w:bottom w:type="dxa" w:w="40"/>
-              <w:right w:type="dxa" w:w="70"/>
-            </w:tcMar>
-            <w:vAlign w:val="top"/>
-          </w:tcPr>
-          <w:p>
-            <w:pPr>
-              <w:spacing w:after="0" w:before="0" w:line="216" w:lineRule="auto"/>
-              <w:jc w:val="both"/>
-            </w:pPr>
-            <w:r>
-              <w:rPr>
-                <w:rFonts w:ascii="Arial" w:cs="Arial" w:eastAsia="Arial" w:hAnsi="Arial"/>
-                <w:b w:val="false"/>
-                <w:bCs w:val="false"/>
-                <w:color w:val="1A1A1A"/>
-                <w:sz w:val="14"/>
-                <w:szCs w:val="14"/>
-              </w:rPr>
-              <w:t xml:space="preserve">Salario mínimo de S/ 1.130 a 1.300 y Pensión 65 duplicada (S/ 350 a 700) [6]. Presupuesto 2027 de S/ 266.506 MM, coherente con déficit de 1,4% del PIB [7]. BCRP mantiene 4,25% [8]. Fuerza Popular sin mayoría en el Congreso bicameral [9].</w:t>
-            </w:r>
-          </w:p>
-        </w:tc>
-        <w:tc>
-          <w:tcPr>
-            <w:tcW w:type="dxa" w:w="3416"/>
-            <w:tcBorders>
-              <w:top w:val="single" w:color="D5D9E0" w:sz="4"/>
-              <w:left w:val="none" w:color="FFFFFF" w:sz="0"/>
-              <w:bottom w:val="single" w:color="D5D9E0" w:sz="4"/>
-              <w:right w:val="none" w:color="FFFFFF" w:sz="0"/>
-            </w:tcBorders>
-            <w:shd w:fill="EEF1F6" w:color="auto" w:val="clear"/>
-            <w:tcMar>
-              <w:top w:type="dxa" w:w="40"/>
-              <w:left w:type="dxa" w:w="70"/>
-              <w:bottom w:type="dxa" w:w="40"/>
-              <w:right w:type="dxa" w:w="70"/>
-            </w:tcMar>
-            <w:vAlign w:val="top"/>
-          </w:tcPr>
-          <w:p>
-            <w:pPr>
-              <w:spacing w:after="0" w:before="0" w:line="216" w:lineRule="auto"/>
-              <w:jc w:val="both"/>
-            </w:pPr>
-            <w:r>
-              <w:rPr>
-                <w:rFonts w:ascii="Arial" w:cs="Arial" w:eastAsia="Arial" w:hAnsi="Arial"/>
-                <w:b w:val="false"/>
-                <w:bCs w:val="false"/>
-                <w:color w:val="1A1A1A"/>
-                <w:sz w:val="14"/>
-                <w:szCs w:val="14"/>
-              </w:rPr>
-              <w:t xml:space="preserve">Positivo para el consumo y las ventas de locatarios. Riesgo: gobernabilidad y costo fiscal de leyes del Congreso anterior (hasta S/ 50.000 MM según el MEF) [7].</w:t>
-            </w:r>
-          </w:p>
-        </w:tc>
-      </w:tr>
-      <w:tr>
-        <w:trPr>
-          <w:cantSplit/>
-        </w:trPr>
-        <w:tc>
-          <w:tcPr>
-            <w:tcW w:type="dxa" w:w="1300"/>
-            <w:tcBorders>
-              <w:top w:val="single" w:color="D5D9E0" w:sz="4"/>
-              <w:left w:val="none" w:color="FFFFFF" w:sz="0"/>
-              <w:bottom w:val="single" w:color="D5D9E0" w:sz="4"/>
-              <w:right w:val="none" w:color="FFFFFF" w:sz="0"/>
-            </w:tcBorders>
-            <w:tcMar>
-              <w:top w:type="dxa" w:w="40"/>
-              <w:left w:type="dxa" w:w="70"/>
-              <w:bottom w:type="dxa" w:w="40"/>
-              <w:right w:type="dxa" w:w="70"/>
-            </w:tcMar>
-            <w:vAlign w:val="top"/>
-          </w:tcPr>
-          <w:p>
-            <w:pPr>
-              <w:spacing w:after="0" w:before="0" w:line="216" w:lineRule="auto"/>
-              <w:jc w:val="left"/>
-            </w:pPr>
-            <w:r>
-              <w:rPr>
-                <w:rFonts w:ascii="Arial" w:cs="Arial" w:eastAsia="Arial" w:hAnsi="Arial"/>
-                <w:b/>
-                <w:bCs/>
-                <w:color w:val="1A1A1A"/>
-                <w:sz w:val="14"/>
-                <w:szCs w:val="14"/>
-              </w:rPr>
-              <w:t xml:space="preserve">Colombia</w:t>
-            </w:r>
-          </w:p>
-          <w:p>
-            <w:pPr>
-              <w:spacing w:after="0" w:before="0" w:line="216" w:lineRule="auto"/>
-              <w:jc w:val="left"/>
-            </w:pPr>
-            <w:r>
-              <w:rPr>
-                <w:rFonts w:ascii="Arial" w:cs="Arial" w:eastAsia="Arial" w:hAnsi="Arial"/>
-                <w:b w:val="false"/>
-                <w:bCs w:val="false"/>
-                <w:color w:val="5F5F5F"/>
-                <w:sz w:val="13"/>
-                <w:szCs w:val="13"/>
-              </w:rPr>
-              <w:t xml:space="preserve">~11% ingresos</w:t>
-            </w:r>
-          </w:p>
-        </w:tc>
-        <w:tc>
-          <w:tcPr>
-            <w:tcW w:type="dxa" w:w="1700"/>
-            <w:tcBorders>
-              <w:top w:val="single" w:color="D5D9E0" w:sz="4"/>
-              <w:left w:val="none" w:color="FFFFFF" w:sz="0"/>
-              <w:bottom w:val="single" w:color="D5D9E0" w:sz="4"/>
-              <w:right w:val="none" w:color="FFFFFF" w:sz="0"/>
-            </w:tcBorders>
-            <w:tcMar>
-              <w:top w:type="dxa" w:w="40"/>
-              <w:left w:type="dxa" w:w="70"/>
-              <w:bottom w:type="dxa" w:w="40"/>
-              <w:right w:type="dxa" w:w="70"/>
-            </w:tcMar>
-            <w:vAlign w:val="top"/>
-          </w:tcPr>
-          <w:p>
-            <w:pPr>
-              <w:spacing w:after="0" w:before="0" w:line="216" w:lineRule="auto"/>
-              <w:jc w:val="left"/>
-            </w:pPr>
-            <w:r>
-              <w:rPr>
-                <w:rFonts w:ascii="Arial" w:cs="Arial" w:eastAsia="Arial" w:hAnsi="Arial"/>
-                <w:b/>
-                <w:bCs/>
-                <w:color w:val="1A1A1A"/>
-                <w:sz w:val="14"/>
-                <w:szCs w:val="14"/>
-              </w:rPr>
-              <w:t xml:space="preserve">Abelardo de la Espriella</w:t>
-            </w:r>
-          </w:p>
-          <w:p>
-            <w:pPr>
-              <w:spacing w:after="0" w:before="0" w:line="216" w:lineRule="auto"/>
-              <w:jc w:val="left"/>
-            </w:pPr>
-            <w:r>
-              <w:rPr>
-                <w:rFonts w:ascii="Arial" w:cs="Arial" w:eastAsia="Arial" w:hAnsi="Arial"/>
-                <w:b w:val="false"/>
-                <w:bCs w:val="false"/>
-                <w:color w:val="5F5F5F"/>
-                <w:sz w:val="13"/>
-                <w:szCs w:val="13"/>
-              </w:rPr>
-              <w:t xml:space="preserve">(desde 7-ago-26)</w:t>
-            </w:r>
-          </w:p>
-        </w:tc>
-        <w:tc>
-          <w:tcPr>
-            <w:tcW w:type="dxa" w:w="4250"/>
-            <w:tcBorders>
-              <w:top w:val="single" w:color="D5D9E0" w:sz="4"/>
-              <w:left w:val="none" w:color="FFFFFF" w:sz="0"/>
-              <w:bottom w:val="single" w:color="D5D9E0" w:sz="4"/>
-              <w:right w:val="none" w:color="FFFFFF" w:sz="0"/>
-            </w:tcBorders>
-            <w:tcMar>
-              <w:top w:type="dxa" w:w="40"/>
-              <w:left w:type="dxa" w:w="70"/>
-              <w:bottom w:type="dxa" w:w="40"/>
-              <w:right w:type="dxa" w:w="70"/>
-            </w:tcMar>
-            <w:vAlign w:val="top"/>
-          </w:tcPr>
-          <w:p>
-            <w:pPr>
-              <w:spacing w:after="0" w:before="0" w:line="216" w:lineRule="auto"/>
-              <w:jc w:val="both"/>
-            </w:pPr>
-            <w:r>
-              <w:rPr>
-                <w:rFonts w:ascii="Arial" w:cs="Arial" w:eastAsia="Arial" w:hAnsi="Arial"/>
-                <w:b w:val="false"/>
-                <w:bCs w:val="false"/>
-                <w:color w:val="1A1A1A"/>
-                <w:sz w:val="14"/>
-                <w:szCs w:val="14"/>
-              </w:rPr>
-              <w:t xml:space="preserve">Hacienda estima un déficit de 7,8% del PIB y propone recortar el gasto en al menos 1% del PIB [10]; reforma tributaria para bajar la carga a las empresas [11]. El Banco de la República subió su tasa a 12,25% (30-sep-26) [12]. S&amp;P BB- estable [13].</w:t>
-            </w:r>
-          </w:p>
-        </w:tc>
-        <w:tc>
-          <w:tcPr>
-            <w:tcW w:type="dxa" w:w="3416"/>
-            <w:tcBorders>
-              <w:top w:val="single" w:color="D5D9E0" w:sz="4"/>
-              <w:left w:val="none" w:color="FFFFFF" w:sz="0"/>
-              <w:bottom w:val="single" w:color="D5D9E0" w:sz="4"/>
-              <w:right w:val="none" w:color="FFFFFF" w:sz="0"/>
-            </w:tcBorders>
-            <w:tcMar>
-              <w:top w:type="dxa" w:w="40"/>
-              <w:left w:type="dxa" w:w="70"/>
-              <w:bottom w:type="dxa" w:w="40"/>
-              <w:right w:type="dxa" w:w="70"/>
-            </w:tcMar>
-            <w:vAlign w:val="top"/>
-          </w:tcPr>
-          <w:p>
-            <w:pPr>
-              <w:spacing w:after="0" w:before="0" w:line="216" w:lineRule="auto"/>
-              <w:jc w:val="both"/>
-            </w:pPr>
-            <w:r>
-              <w:rPr>
-                <w:rFonts w:ascii="Arial" w:cs="Arial" w:eastAsia="Arial" w:hAnsi="Arial"/>
-                <w:b w:val="false"/>
-                <w:bCs w:val="false"/>
-                <w:color w:val="1A1A1A"/>
-                <w:sz w:val="14"/>
-                <w:szCs w:val="14"/>
-              </w:rPr>
-              <w:t xml:space="preserve">Negativo de corto plazo: ajuste fiscal y tasas altas frenan el consumo y presionan el COP (MR3). Peso acotado en el valor.</w:t>
-            </w:r>
-          </w:p>
-        </w:tc>
-      </w:tr>
-    </w:tbl>
-    <w:p>
-      <w:pPr>
-        <w:spacing w:after="0" w:before="50" w:line="216" w:lineRule="auto"/>
-        <w:jc w:val="both"/>
-      </w:pPr>
-      <w:r>
-        <w:rPr>
-          <w:rFonts w:ascii="Arial" w:cs="Arial" w:eastAsia="Arial" w:hAnsi="Arial"/>
-          <w:color w:val="5F5F5F"/>
-          <w:sz w:val="11"/>
-          <w:szCs w:val="11"/>
-        </w:rPr>
-        <w:t xml:space="preserve">[1] Emol, 9-oct-26, “Ley de Reconstrucción promulgada”; CNN Chile, oct-26. [2] Diario Financiero / El Mostrador, 3-oct-26. [3] Ministerio de Hacienda, informe sobre Fitch y S&amp;P, sep-26. [4] Banco Central de Chile, RPM oct-26. [5] El Dínamo, 11-mar-26. [6] Infobae / La República (Perú), 28-jul-26. [7] Infobae, 29-ago-26; El Comercio (MEF). [8] Infobae, 11-sep-26. [9] América TV, 2026. [10] El Tiempo / La Silla Vacía, jul-26. [11] Valora Analitik / El Colombiano, 2026. [12] Banco de la República, comunicado 30-sep-26. [13] IRC – MinHacienda Colombia. Participación en ingresos 2026E: modelo del equipo. Fuente: análisis del equipo.</w:t>
-      </w:r>
-    </w:p>
     <w:sectPr>
       <w:headerReference w:type="default" r:id="rId7"/>
       <w:footerReference w:type="default" r:id="rId8"/>

--- a/informe/Mallplaza_Investment_Risks_ES.docx
+++ b/informe/Mallplaza_Investment_Risks_ES.docx
@@ -430,7 +430,7 @@
                 <w:sz w:val="16"/>
                 <w:szCs w:val="16"/>
               </w:rPr>
-              <w:t xml:space="preserve">(Sistemático · Prob. alta · Impacto medio)</w:t>
+              <w:t xml:space="preserve">(Sistemático · Prob. alta · Impacto bajo)</w:t>
             </w:r>
           </w:p>
           <w:p>

--- a/informe/Mallplaza_Investment_Risks_ES.docx
+++ b/informe/Mallplaza_Investment_Risks_ES.docx
@@ -34,7 +34,7 @@
           <w:sz w:val="16"/>
           <w:szCs w:val="16"/>
         </w:rPr>
-        <w:t xml:space="preserve">El perfil de riesgo de Mallplaza es moderado: su operación es resiliente y el valor depende sobre todo de variables de mercado. El principal riesgo, de probabilidad alta, es un alza de las tasas de largo plazo, que presiona el rendimiento de los bonos y eleva la WACC; le siguen la inflación y un menor dinamismo macro. Ni siquiera los escenarios favorables justifican el precio de mercado a la fecha del informe.</w:t>
+        <w:t xml:space="preserve">El perfil de riesgo de Mallplaza es moderado: su operación es resiliente y el valor depende sobre todo de variables de mercado. El principal riesgo, de probabilidad alta, es un alza de las tasas de largo plazo, que presiona el rendimiento de los bonos y eleva la WACC. Ni siquiera los escenarios favorables justifican el precio de mercado a la fecha del informe.</w:t>
       </w:r>
     </w:p>
     <w:tbl>

--- a/informe/Mallplaza_Investment_Risks_ES.docx
+++ b/informe/Mallplaza_Investment_Risks_ES.docx
@@ -838,7 +838,7 @@
           </w:p>
           <w:p>
             <w:pPr>
-              <w:spacing w:after="20" w:before="0"/>
+              <w:spacing w:after="20" w:before="0" w:line="240" w:lineRule="auto"/>
             </w:pPr>
             <w:r>
               <w:drawing>
@@ -922,7 +922,7 @@
           </w:p>
           <w:p>
             <w:pPr>
-              <w:spacing w:after="20" w:before="0"/>
+              <w:spacing w:after="20" w:before="0" w:line="240" w:lineRule="auto"/>
             </w:pPr>
             <w:r>
               <w:drawing>
@@ -1006,7 +1006,7 @@
           </w:p>
           <w:p>
             <w:pPr>
-              <w:spacing w:after="20" w:before="0"/>
+              <w:spacing w:after="20" w:before="0" w:line="240" w:lineRule="auto"/>
             </w:pPr>
             <w:r>
               <w:drawing>
@@ -1090,7 +1090,7 @@
           </w:p>
           <w:p>
             <w:pPr>
-              <w:spacing w:after="20" w:before="0"/>
+              <w:spacing w:after="20" w:before="0" w:line="240" w:lineRule="auto"/>
             </w:pPr>
             <w:r>
               <w:drawing>
@@ -1398,7 +1398,11 @@
         <w:szCs w:val="16"/>
       </w:rPr>
     </w:rPrDefault>
-    <w:pPrDefault/>
+    <w:pPrDefault>
+      <w:pPr>
+        <w:spacing w:after="0" w:before="0" w:line="240" w:lineRule="auto"/>
+      </w:pPr>
+    </w:pPrDefault>
   </w:docDefaults>
   <w:style w:type="paragraph" w:styleId="Title">
     <w:name w:val="Title"/>
